--- a/KHBD_Robotics/Lớp_5/Tuần_27/KHBD_Robotics_Lớp_5_Tiet25_On_tap_anh_gia_inh_ky_3.docx
+++ b/KHBD_Robotics/Lớp_5/Tuần_27/KHBD_Robotics_Lớp_5_Tiet25_On_tap_anh_gia_inh_ky_3.docx
@@ -16,13 +16,13 @@
         </w:tblBorders>
       </w:tblPr>
       <w:tblGrid>
-        <w:gridCol w:w="4537"/>
-        <w:gridCol w:w="4537"/>
+        <w:gridCol w:w="4796"/>
+        <w:gridCol w:w="4796"/>
       </w:tblGrid>
       <w:tr>
         <w:tc>
           <w:tcPr>
-            <w:tcW w:type="dxa" w:w="4537"/>
+            <w:tcW w:type="dxa" w:w="4819"/>
             <w:tcMar>
               <w:top w:w="80" w:type="dxa"/>
               <w:bottom w:w="80" w:type="dxa"/>
@@ -32,24 +32,24 @@
           </w:tcPr>
           <w:p>
             <w:pPr>
-              <w:spacing w:line="360" w:lineRule="auto" w:after="40"/>
+              <w:spacing w:line="276" w:lineRule="auto" w:after="40"/>
               <w:jc w:val="left"/>
             </w:pPr>
             <w:r/>
             <w:r>
               <w:rPr>
-                <w:rFonts w:ascii="Times New Roman" w:hAnsi="Times New Roman" w:eastAsia="Times New Roman"/>
+                <w:rFonts w:ascii="Times New Roman" w:hAnsi="Times New Roman" w:cs="Times New Roman" w:eastAsia="Times New Roman"/>
                 <w:b/>
                 <w:i w:val="0"/>
                 <w:sz w:val="26"/>
               </w:rPr>
-              <w:t>Trường Tiểu học và THCS UNIGO</w:t>
+              <w:t>Trường: Tiểu học và THCS UNIGO</w:t>
             </w:r>
           </w:p>
         </w:tc>
         <w:tc>
           <w:tcPr>
-            <w:tcW w:type="dxa" w:w="4537"/>
+            <w:tcW w:type="dxa" w:w="4252"/>
             <w:tcMar>
               <w:top w:w="80" w:type="dxa"/>
               <w:bottom w:w="80" w:type="dxa"/>
@@ -59,18 +59,18 @@
           </w:tcPr>
           <w:p>
             <w:pPr>
-              <w:spacing w:line="360" w:lineRule="auto" w:after="40"/>
+              <w:spacing w:line="276" w:lineRule="auto" w:after="40"/>
               <w:jc w:val="left"/>
             </w:pPr>
             <w:r/>
             <w:r>
               <w:rPr>
-                <w:rFonts w:ascii="Times New Roman" w:hAnsi="Times New Roman" w:eastAsia="Times New Roman"/>
-                <w:b w:val="0"/>
-                <w:i w:val="0"/>
-                <w:sz w:val="26"/>
-              </w:rPr>
-              <w:t>Họ tên giáo viên: Đậu Đình Nguyên</w:t>
+                <w:rFonts w:ascii="Times New Roman" w:hAnsi="Times New Roman" w:cs="Times New Roman" w:eastAsia="Times New Roman"/>
+                <w:b/>
+                <w:i w:val="0"/>
+                <w:sz w:val="26"/>
+              </w:rPr>
+              <w:t>Ngày soạn: 30/01/2027</w:t>
             </w:r>
           </w:p>
         </w:tc>
@@ -78,7 +78,7 @@
       <w:tr>
         <w:tc>
           <w:tcPr>
-            <w:tcW w:type="dxa" w:w="4537"/>
+            <w:tcW w:type="dxa" w:w="4796"/>
             <w:tcMar>
               <w:top w:w="80" w:type="dxa"/>
               <w:bottom w:w="80" w:type="dxa"/>
@@ -88,24 +88,24 @@
           </w:tcPr>
           <w:p>
             <w:pPr>
-              <w:spacing w:line="360" w:lineRule="auto" w:after="40"/>
+              <w:spacing w:line="276" w:lineRule="auto" w:after="40"/>
               <w:jc w:val="left"/>
             </w:pPr>
             <w:r/>
             <w:r>
               <w:rPr>
-                <w:rFonts w:ascii="Times New Roman" w:hAnsi="Times New Roman" w:eastAsia="Times New Roman"/>
-                <w:b w:val="0"/>
-                <w:i w:val="0"/>
-                <w:sz w:val="26"/>
-              </w:rPr>
-              <w:t>Tổ Tiểu học</w:t>
+                <w:rFonts w:ascii="Times New Roman" w:hAnsi="Times New Roman" w:cs="Times New Roman" w:eastAsia="Times New Roman"/>
+                <w:b w:val="0"/>
+                <w:i w:val="0"/>
+                <w:sz w:val="26"/>
+              </w:rPr>
+              <w:t>GV: Đậu Đình Nguyên</w:t>
             </w:r>
           </w:p>
         </w:tc>
         <w:tc>
           <w:tcPr>
-            <w:tcW w:type="dxa" w:w="4537"/>
+            <w:tcW w:type="dxa" w:w="4796"/>
             <w:tcMar>
               <w:top w:w="80" w:type="dxa"/>
               <w:bottom w:w="80" w:type="dxa"/>
@@ -115,43 +115,69 @@
           </w:tcPr>
           <w:p>
             <w:pPr>
-              <w:spacing w:line="360" w:lineRule="auto" w:after="40"/>
+              <w:spacing w:line="276" w:lineRule="auto" w:after="40"/>
               <w:jc w:val="left"/>
             </w:pPr>
             <w:r/>
             <w:r>
               <w:rPr>
-                <w:rFonts w:ascii="Times New Roman" w:hAnsi="Times New Roman" w:eastAsia="Times New Roman"/>
-                <w:b w:val="0"/>
-                <w:i w:val="0"/>
-                <w:sz w:val="26"/>
-              </w:rPr>
-              <w:t>Ngày soạn: 30/01/2027</w:t>
-            </w:r>
-          </w:p>
-          <w:p>
-            <w:pPr>
-              <w:spacing w:line="360" w:lineRule="auto" w:after="40"/>
+                <w:rFonts w:ascii="Times New Roman" w:hAnsi="Times New Roman" w:cs="Times New Roman" w:eastAsia="Times New Roman"/>
+                <w:b w:val="0"/>
+                <w:i w:val="0"/>
+                <w:sz w:val="26"/>
+              </w:rPr>
+              <w:t>Ngày dạy: 02/02/2027</w:t>
+            </w:r>
+          </w:p>
+        </w:tc>
+      </w:tr>
+      <w:tr>
+        <w:tc>
+          <w:tcPr>
+            <w:tcW w:type="dxa" w:w="4796"/>
+            <w:tcMar>
+              <w:top w:w="80" w:type="dxa"/>
+              <w:bottom w:w="80" w:type="dxa"/>
+              <w:left w:w="120" w:type="dxa"/>
+              <w:right w:w="120" w:type="dxa"/>
+            </w:tcMar>
+          </w:tcPr>
+          <w:p>
+            <w:pPr>
+              <w:spacing w:line="276" w:lineRule="auto" w:after="40"/>
               <w:jc w:val="left"/>
             </w:pPr>
-            <w:r>
-              <w:rPr>
-                <w:rFonts w:ascii="Times New Roman" w:hAnsi="Times New Roman" w:eastAsia="Times New Roman"/>
-                <w:b w:val="0"/>
-                <w:i w:val="0"/>
-                <w:sz w:val="26"/>
-              </w:rPr>
-              <w:t>Ngày dạy: 02/02/2027</w:t>
-            </w:r>
-          </w:p>
-          <w:p>
-            <w:pPr>
-              <w:spacing w:line="360" w:lineRule="auto" w:after="40"/>
+            <w:r/>
+            <w:r>
+              <w:rPr>
+                <w:rFonts w:ascii="Times New Roman" w:hAnsi="Times New Roman" w:cs="Times New Roman" w:eastAsia="Times New Roman"/>
+                <w:b w:val="0"/>
+                <w:i w:val="0"/>
+                <w:sz w:val="26"/>
+              </w:rPr>
+              <w:t>Tổ: Tổ chuyên môn Tiểu học</w:t>
+            </w:r>
+          </w:p>
+        </w:tc>
+        <w:tc>
+          <w:tcPr>
+            <w:tcW w:type="dxa" w:w="4796"/>
+            <w:tcMar>
+              <w:top w:w="80" w:type="dxa"/>
+              <w:bottom w:w="80" w:type="dxa"/>
+              <w:left w:w="120" w:type="dxa"/>
+              <w:right w:w="120" w:type="dxa"/>
+            </w:tcMar>
+          </w:tcPr>
+          <w:p>
+            <w:pPr>
+              <w:spacing w:line="276" w:lineRule="auto" w:after="40"/>
               <w:jc w:val="left"/>
             </w:pPr>
-            <w:r>
-              <w:rPr>
-                <w:rFonts w:ascii="Times New Roman" w:hAnsi="Times New Roman" w:eastAsia="Times New Roman"/>
+            <w:r/>
+            <w:r>
+              <w:rPr>
+                <w:rFonts w:ascii="Times New Roman" w:hAnsi="Times New Roman" w:cs="Times New Roman" w:eastAsia="Times New Roman"/>
                 <w:b w:val="0"/>
                 <w:i w:val="0"/>
                 <w:sz w:val="26"/>
@@ -164,12 +190,18 @@
     </w:tbl>
     <w:p>
       <w:pPr>
-        <w:spacing w:line="360" w:lineRule="auto" w:after="60" w:before="0"/>
+        <w:spacing w:line="276" w:lineRule="auto" w:after="60" w:before="0"/>
+        <w:jc w:val="both"/>
+      </w:pPr>
+    </w:p>
+    <w:p>
+      <w:pPr>
+        <w:spacing w:line="276" w:lineRule="auto" w:after="60" w:before="0"/>
         <w:jc w:val="center"/>
       </w:pPr>
       <w:r>
         <w:rPr>
-          <w:rFonts w:ascii="Times New Roman" w:hAnsi="Times New Roman" w:eastAsia="Times New Roman"/>
+          <w:rFonts w:ascii="Times New Roman" w:hAnsi="Times New Roman" w:cs="Times New Roman" w:eastAsia="Times New Roman"/>
           <w:b/>
           <w:i w:val="0"/>
           <w:sz w:val="28"/>
@@ -179,12 +211,12 @@
     </w:p>
     <w:p>
       <w:pPr>
-        <w:spacing w:line="360" w:lineRule="auto" w:after="60" w:before="0"/>
+        <w:spacing w:line="276" w:lineRule="auto" w:after="60" w:before="0"/>
         <w:jc w:val="center"/>
       </w:pPr>
       <w:r>
         <w:rPr>
-          <w:rFonts w:ascii="Times New Roman" w:hAnsi="Times New Roman" w:eastAsia="Times New Roman"/>
+          <w:rFonts w:ascii="Times New Roman" w:hAnsi="Times New Roman" w:cs="Times New Roman" w:eastAsia="Times New Roman"/>
           <w:b/>
           <w:i w:val="0"/>
           <w:sz w:val="26"/>
@@ -194,12 +226,12 @@
     </w:p>
     <w:p>
       <w:pPr>
-        <w:spacing w:line="360" w:lineRule="auto" w:after="60" w:before="0"/>
+        <w:spacing w:line="276" w:lineRule="auto" w:after="60" w:before="0"/>
         <w:jc w:val="center"/>
       </w:pPr>
       <w:r>
         <w:rPr>
-          <w:rFonts w:ascii="Times New Roman" w:hAnsi="Times New Roman" w:eastAsia="Times New Roman"/>
+          <w:rFonts w:ascii="Times New Roman" w:hAnsi="Times New Roman" w:cs="Times New Roman" w:eastAsia="Times New Roman"/>
           <w:b/>
           <w:i w:val="0"/>
           <w:sz w:val="26"/>
@@ -209,19 +241,19 @@
     </w:p>
     <w:p>
       <w:pPr>
-        <w:spacing w:line="360" w:lineRule="auto" w:after="60" w:before="0"/>
-        <w:jc w:val="both"/>
-      </w:pPr>
-    </w:p>
-    <w:p>
-      <w:pPr>
-        <w:spacing w:line="360" w:lineRule="auto" w:after="60" w:before="0"/>
+        <w:spacing w:line="276" w:lineRule="auto" w:after="60" w:before="0"/>
+        <w:jc w:val="both"/>
+      </w:pPr>
+    </w:p>
+    <w:p>
+      <w:pPr>
+        <w:spacing w:line="276" w:lineRule="auto" w:after="60" w:before="0"/>
         <w:ind w:firstLine="0"/>
         <w:jc w:val="both"/>
       </w:pPr>
       <w:r>
         <w:rPr>
-          <w:rFonts w:ascii="Times New Roman" w:hAnsi="Times New Roman" w:eastAsia="Times New Roman"/>
+          <w:rFonts w:ascii="Times New Roman" w:hAnsi="Times New Roman" w:cs="Times New Roman" w:eastAsia="Times New Roman"/>
           <w:b/>
           <w:i w:val="0"/>
           <w:sz w:val="26"/>
@@ -231,377 +263,467 @@
     </w:p>
     <w:p>
       <w:pPr>
-        <w:spacing w:line="360" w:lineRule="auto" w:after="60" w:before="0"/>
+        <w:spacing w:line="276" w:lineRule="auto" w:after="60" w:before="0"/>
         <w:ind w:firstLine="720"/>
         <w:jc w:val="both"/>
       </w:pPr>
       <w:r>
         <w:rPr>
-          <w:rFonts w:ascii="Times New Roman" w:hAnsi="Times New Roman" w:eastAsia="Times New Roman"/>
+          <w:rFonts w:ascii="Times New Roman" w:hAnsi="Times New Roman" w:cs="Times New Roman" w:eastAsia="Times New Roman"/>
+          <w:b/>
+          <w:i w:val="0"/>
+          <w:sz w:val="26"/>
+        </w:rPr>
+        <w:t>- Sau bài học này em sẽ:</w:t>
+      </w:r>
+    </w:p>
+    <w:p>
+      <w:pPr>
+        <w:spacing w:line="276" w:lineRule="auto" w:after="60" w:before="0"/>
+        <w:ind w:firstLine="709"/>
+        <w:jc w:val="both"/>
+      </w:pPr>
+      <w:r>
+        <w:rPr>
+          <w:rFonts w:ascii="Times New Roman" w:hAnsi="Times New Roman" w:cs="Times New Roman" w:eastAsia="Times New Roman"/>
           <w:b w:val="0"/>
           <w:i w:val="0"/>
           <w:sz w:val="26"/>
         </w:rPr>
-        <w:t>- Sau bài học này em sẽ:</w:t>
-      </w:r>
-    </w:p>
-    <w:p>
-      <w:pPr>
-        <w:spacing w:line="319" w:lineRule="auto" w:after="60" w:before="0"/>
+        <w:t>+ Hệ thống hóa kiến thức chuẩn bị Đánh giá định kỳ 3.</w:t>
+      </w:r>
+    </w:p>
+    <w:p>
+      <w:pPr>
+        <w:spacing w:line="276" w:lineRule="auto" w:after="60" w:before="0"/>
+        <w:ind w:firstLine="720"/>
+        <w:jc w:val="both"/>
+      </w:pPr>
+      <w:r>
+        <w:rPr>
+          <w:rFonts w:ascii="Times New Roman" w:hAnsi="Times New Roman" w:cs="Times New Roman" w:eastAsia="Times New Roman"/>
+          <w:b/>
+          <w:i w:val="0"/>
+          <w:sz w:val="26"/>
+        </w:rPr>
+        <w:t>1. Năng lực:</w:t>
+      </w:r>
+    </w:p>
+    <w:p>
+      <w:pPr>
+        <w:spacing w:line="276" w:lineRule="auto" w:after="60" w:before="0"/>
+        <w:ind w:firstLine="709"/>
+        <w:jc w:val="both"/>
+      </w:pPr>
+      <w:r>
+        <w:rPr>
+          <w:rFonts w:ascii="Times New Roman" w:hAnsi="Times New Roman" w:cs="Times New Roman" w:eastAsia="Times New Roman"/>
+          <w:b/>
+          <w:i w:val="0"/>
+          <w:sz w:val="26"/>
+        </w:rPr>
+        <w:t>1.1. Năng lực đặc thù (Robotics):</w:t>
+      </w:r>
+    </w:p>
+    <w:p>
+      <w:pPr>
+        <w:spacing w:line="276" w:lineRule="auto" w:after="60" w:before="0"/>
         <w:ind w:firstLine="0" w:left="850"/>
         <w:jc w:val="both"/>
       </w:pPr>
       <w:r>
         <w:rPr>
-          <w:rFonts w:ascii="Times New Roman" w:hAnsi="Times New Roman" w:eastAsia="Times New Roman"/>
+          <w:rFonts w:ascii="Times New Roman" w:hAnsi="Times New Roman" w:cs="Times New Roman" w:eastAsia="Times New Roman"/>
           <w:b w:val="0"/>
           <w:i w:val="0"/>
           <w:sz w:val="26"/>
         </w:rPr>
-        <w:t>+ Nắm vững cấu trúc và chức năng các khớp của cánh tay robot.</w:t>
-      </w:r>
-    </w:p>
-    <w:p>
-      <w:pPr>
-        <w:spacing w:line="319" w:lineRule="auto" w:after="60" w:before="0"/>
+        <w:t>- NL1 (Nhận thức công nghệ): Hệ thống hóa kiến thức về cấu tạo, nguyên lý hoạt động của các mô hình robot đã học. (Đạt được thông qua Hoạt động 2)</w:t>
+      </w:r>
+    </w:p>
+    <w:p>
+      <w:pPr>
+        <w:spacing w:line="276" w:lineRule="auto" w:after="60" w:before="0"/>
         <w:ind w:firstLine="0" w:left="850"/>
         <w:jc w:val="both"/>
       </w:pPr>
       <w:r>
         <w:rPr>
-          <w:rFonts w:ascii="Times New Roman" w:hAnsi="Times New Roman" w:eastAsia="Times New Roman"/>
+          <w:rFonts w:ascii="Times New Roman" w:hAnsi="Times New Roman" w:cs="Times New Roman" w:eastAsia="Times New Roman"/>
           <w:b w:val="0"/>
           <w:i w:val="0"/>
           <w:sz w:val="26"/>
         </w:rPr>
-        <w:t>+ Các bậc tự do và phạm vi cử động.</w:t>
-      </w:r>
-    </w:p>
-    <w:p>
-      <w:pPr>
-        <w:spacing w:line="360" w:lineRule="auto" w:after="60" w:before="0"/>
+        <w:t>- NL2 (Sử dụng công nghệ): Thực hành thành thạo các thao tác lắp ráp và vận hành robot theo yêu cầu kiểm tra. (Đạt được thông qua Hoạt động 3)</w:t>
+      </w:r>
+    </w:p>
+    <w:p>
+      <w:pPr>
+        <w:spacing w:line="276" w:lineRule="auto" w:after="60" w:before="0"/>
+        <w:ind w:firstLine="709"/>
+        <w:jc w:val="both"/>
+      </w:pPr>
+      <w:r>
+        <w:rPr>
+          <w:rFonts w:ascii="Times New Roman" w:hAnsi="Times New Roman" w:cs="Times New Roman" w:eastAsia="Times New Roman"/>
+          <w:b/>
+          <w:i w:val="0"/>
+          <w:sz w:val="26"/>
+        </w:rPr>
+        <w:t>1.2. Năng lực số (Thông tư 02/2025 – CV 3456):</w:t>
+      </w:r>
+    </w:p>
+    <w:p>
+      <w:pPr>
+        <w:spacing w:line="276" w:lineRule="auto" w:after="60" w:before="0"/>
+        <w:ind w:firstLine="0" w:left="850"/>
+        <w:jc w:val="both"/>
+      </w:pPr>
+      <w:r>
+        <w:rPr>
+          <w:rFonts w:ascii="Times New Roman" w:hAnsi="Times New Roman" w:cs="Times New Roman" w:eastAsia="Times New Roman"/>
+          <w:b w:val="0"/>
+          <w:i w:val="0"/>
+          <w:sz w:val="26"/>
+        </w:rPr>
+        <w:t>- Miền III. Sáng tạo nội dung số – Thành tố 3.2. Sáng tạo sản phẩm số – Bậc 2: Lắp ráp và lập trình mô hình robot hoàn chỉnh theo mục tiêu bài học. (Đạt được thông qua Hoạt động 3)</w:t>
+      </w:r>
+    </w:p>
+    <w:p>
+      <w:pPr>
+        <w:spacing w:line="276" w:lineRule="auto" w:after="60" w:before="0"/>
+        <w:ind w:firstLine="0" w:left="850"/>
+        <w:jc w:val="both"/>
+      </w:pPr>
+      <w:r>
+        <w:rPr>
+          <w:rFonts w:ascii="Times New Roman" w:hAnsi="Times New Roman" w:cs="Times New Roman" w:eastAsia="Times New Roman"/>
+          <w:b w:val="0"/>
+          <w:i w:val="0"/>
+          <w:sz w:val="26"/>
+        </w:rPr>
+        <w:t>- Miền IV. An toàn – Thành tố 4.3. Bảo vệ sức khỏe và an toàn – Bậc 2: Tuân thủ quy tắc an toàn khi sử dụng linh kiện điện tử và bộ pin nguồn. (Đạt được thông qua Hoạt động 1, Hoạt động 3)</w:t>
+      </w:r>
+    </w:p>
+    <w:p>
+      <w:pPr>
+        <w:spacing w:line="276" w:lineRule="auto" w:after="60" w:before="0"/>
+        <w:ind w:firstLine="709"/>
+        <w:jc w:val="both"/>
+      </w:pPr>
+      <w:r>
+        <w:rPr>
+          <w:rFonts w:ascii="Times New Roman" w:hAnsi="Times New Roman" w:cs="Times New Roman" w:eastAsia="Times New Roman"/>
+          <w:b/>
+          <w:i w:val="0"/>
+          <w:sz w:val="26"/>
+        </w:rPr>
+        <w:t>1.3. Năng lực chung:</w:t>
+      </w:r>
+    </w:p>
+    <w:p>
+      <w:pPr>
+        <w:spacing w:line="276" w:lineRule="auto" w:after="60" w:before="0"/>
+        <w:ind w:firstLine="0" w:left="850"/>
+        <w:jc w:val="both"/>
+      </w:pPr>
+      <w:r>
+        <w:rPr>
+          <w:rFonts w:ascii="Times New Roman" w:hAnsi="Times New Roman" w:cs="Times New Roman" w:eastAsia="Times New Roman"/>
+          <w:b w:val="0"/>
+          <w:i w:val="0"/>
+          <w:sz w:val="26"/>
+        </w:rPr>
+        <w:t>- Tự chủ và tự học: Tự giác hoàn thành phần việc được phân công trong nhóm thực hành chế tạo robot. (Đạt được thông qua Hoạt động 2, Hoạt động 3)</w:t>
+      </w:r>
+    </w:p>
+    <w:p>
+      <w:pPr>
+        <w:spacing w:line="276" w:lineRule="auto" w:after="60" w:before="0"/>
+        <w:ind w:firstLine="0" w:left="850"/>
+        <w:jc w:val="both"/>
+      </w:pPr>
+      <w:r>
+        <w:rPr>
+          <w:rFonts w:ascii="Times New Roman" w:hAnsi="Times New Roman" w:cs="Times New Roman" w:eastAsia="Times New Roman"/>
+          <w:b w:val="0"/>
+          <w:i w:val="0"/>
+          <w:sz w:val="26"/>
+        </w:rPr>
+        <w:t>- Giao tiếp và hợp tác: Tích cực trao đổi, phối hợp nhịp nhàng với bạn học khi lắp ghép các bộ phận robot. (Đạt được thông qua Hoạt động 3)</w:t>
+      </w:r>
+    </w:p>
+    <w:p>
+      <w:pPr>
+        <w:spacing w:line="276" w:lineRule="auto" w:after="60" w:before="0"/>
         <w:ind w:firstLine="720"/>
         <w:jc w:val="both"/>
       </w:pPr>
       <w:r>
         <w:rPr>
-          <w:rFonts w:ascii="Times New Roman" w:hAnsi="Times New Roman" w:eastAsia="Times New Roman"/>
+          <w:rFonts w:ascii="Times New Roman" w:hAnsi="Times New Roman" w:cs="Times New Roman" w:eastAsia="Times New Roman"/>
           <w:b/>
           <w:i w:val="0"/>
           <w:sz w:val="26"/>
         </w:rPr>
-        <w:t>1. Phát triển phẩm chất</w:t>
-      </w:r>
-    </w:p>
-    <w:p>
-      <w:pPr>
-        <w:spacing w:line="319" w:lineRule="auto" w:after="60" w:before="0"/>
+        <w:t>2. Phẩm chất:</w:t>
+      </w:r>
+    </w:p>
+    <w:p>
+      <w:pPr>
+        <w:spacing w:line="276" w:lineRule="auto" w:after="60" w:before="0"/>
         <w:ind w:firstLine="0" w:left="850"/>
         <w:jc w:val="both"/>
       </w:pPr>
       <w:r>
         <w:rPr>
-          <w:rFonts w:ascii="Times New Roman" w:hAnsi="Times New Roman" w:eastAsia="Times New Roman"/>
+          <w:rFonts w:ascii="Times New Roman" w:hAnsi="Times New Roman" w:cs="Times New Roman" w:eastAsia="Times New Roman"/>
           <w:b w:val="0"/>
           <w:i w:val="0"/>
           <w:sz w:val="26"/>
         </w:rPr>
-        <w:t>- Chăm chỉ: Hăng hái tham gia hoạt động tìm hiểu bài học, kiên trì thực hành theo hướng dẫn. (Đạt được thông qua Hoạt động 2, Hoạt động 3)</w:t>
-      </w:r>
-    </w:p>
-    <w:p>
-      <w:pPr>
-        <w:spacing w:line="319" w:lineRule="auto" w:after="60" w:before="0"/>
+        <w:t>- Chăm chỉ: Kiên trì, tỉ mỉ trong từng bước lắp ghép và sửa chữa mô hình robot. (Đạt được thông qua Hoạt động 2, Hoạt động 3)</w:t>
+      </w:r>
+    </w:p>
+    <w:p>
+      <w:pPr>
+        <w:spacing w:line="276" w:lineRule="auto" w:after="60" w:before="0"/>
         <w:ind w:firstLine="0" w:left="850"/>
         <w:jc w:val="both"/>
       </w:pPr>
       <w:r>
         <w:rPr>
-          <w:rFonts w:ascii="Times New Roman" w:hAnsi="Times New Roman" w:eastAsia="Times New Roman"/>
+          <w:rFonts w:ascii="Times New Roman" w:hAnsi="Times New Roman" w:cs="Times New Roman" w:eastAsia="Times New Roman"/>
           <w:b w:val="0"/>
           <w:i w:val="0"/>
           <w:sz w:val="26"/>
         </w:rPr>
-        <w:t>- Trách nhiệm: Giữ gìn cẩn thận thiết bị học tập, thu dọn gọn gàng sau giờ học. (Đạt được thông qua Hoạt động 4)</w:t>
-      </w:r>
-    </w:p>
-    <w:p>
-      <w:pPr>
-        <w:spacing w:line="319" w:lineRule="auto" w:after="60" w:before="0"/>
+        <w:t>- Trách nhiệm: Giữ gìn vệ sinh chung, bảo quản và sắp xếp gọn gàng bộ linh kiện Robotics sau buổi học. (Đạt được thông qua Hoạt động 3, Hoạt động 4)</w:t>
+      </w:r>
+    </w:p>
+    <w:p>
+      <w:pPr>
+        <w:spacing w:line="276" w:lineRule="auto" w:after="60" w:before="0"/>
+        <w:ind w:firstLine="0"/>
+        <w:jc w:val="both"/>
+      </w:pPr>
+      <w:r>
+        <w:rPr>
+          <w:rFonts w:ascii="Times New Roman" w:hAnsi="Times New Roman" w:cs="Times New Roman" w:eastAsia="Times New Roman"/>
+          <w:b/>
+          <w:i w:val="0"/>
+          <w:sz w:val="26"/>
+        </w:rPr>
+        <w:t>II. ĐỒ DÙNG DẠY HỌC:</w:t>
+      </w:r>
+    </w:p>
+    <w:p>
+      <w:pPr>
+        <w:spacing w:line="276" w:lineRule="auto" w:after="60" w:before="0"/>
+        <w:ind w:firstLine="720"/>
+        <w:jc w:val="both"/>
+      </w:pPr>
+      <w:r>
+        <w:rPr>
+          <w:rFonts w:ascii="Times New Roman" w:hAnsi="Times New Roman" w:cs="Times New Roman" w:eastAsia="Times New Roman"/>
+          <w:b/>
+          <w:i w:val="0"/>
+          <w:sz w:val="26"/>
+        </w:rPr>
+        <w:t>1. Giáo viên:</w:t>
+      </w:r>
+    </w:p>
+    <w:p>
+      <w:pPr>
+        <w:spacing w:line="276" w:lineRule="auto" w:after="60" w:before="0"/>
         <w:ind w:firstLine="0" w:left="850"/>
         <w:jc w:val="both"/>
       </w:pPr>
       <w:r>
         <w:rPr>
-          <w:rFonts w:ascii="Times New Roman" w:hAnsi="Times New Roman" w:eastAsia="Times New Roman"/>
+          <w:rFonts w:ascii="Times New Roman" w:hAnsi="Times New Roman" w:cs="Times New Roman" w:eastAsia="Times New Roman"/>
           <w:b w:val="0"/>
           <w:i w:val="0"/>
           <w:sz w:val="26"/>
         </w:rPr>
-        <w:t>- Trung thực: Tự giác làm bài, tôn trọng kết quả của bản thân và bạn bè. (Đạt được thông qua Hoạt động 3)</w:t>
-      </w:r>
-    </w:p>
-    <w:p>
-      <w:pPr>
-        <w:spacing w:line="360" w:lineRule="auto" w:after="60" w:before="0"/>
+        <w:t>- Bộ Kit Robotics OLLO Excel 1, máy tính giáo viên, máy chiếu bài giảng trực quan.</w:t>
+      </w:r>
+    </w:p>
+    <w:p>
+      <w:pPr>
+        <w:spacing w:line="276" w:lineRule="auto" w:after="60" w:before="0"/>
+        <w:ind w:firstLine="0" w:left="850"/>
+        <w:jc w:val="both"/>
+      </w:pPr>
+      <w:r>
+        <w:rPr>
+          <w:rFonts w:ascii="Times New Roman" w:hAnsi="Times New Roman" w:cs="Times New Roman" w:eastAsia="Times New Roman"/>
+          <w:b w:val="0"/>
+          <w:i w:val="0"/>
+          <w:sz w:val="26"/>
+        </w:rPr>
+        <w:t>- Phiếu học tập thực hành và mô hình robot mẫu cho bài Ôn tập Đánh giá định kỳ 3.</w:t>
+      </w:r>
+    </w:p>
+    <w:p>
+      <w:pPr>
+        <w:spacing w:line="276" w:lineRule="auto" w:after="60" w:before="0"/>
         <w:ind w:firstLine="720"/>
         <w:jc w:val="both"/>
       </w:pPr>
       <w:r>
         <w:rPr>
-          <w:rFonts w:ascii="Times New Roman" w:hAnsi="Times New Roman" w:eastAsia="Times New Roman"/>
+          <w:rFonts w:ascii="Times New Roman" w:hAnsi="Times New Roman" w:cs="Times New Roman" w:eastAsia="Times New Roman"/>
           <w:b/>
           <w:i w:val="0"/>
           <w:sz w:val="26"/>
         </w:rPr>
-        <w:t>2. Phát triển năng lực</w:t>
-      </w:r>
-    </w:p>
-    <w:p>
-      <w:pPr>
-        <w:spacing w:line="319" w:lineRule="auto" w:after="60" w:before="0"/>
-        <w:ind w:firstLine="709"/>
-        <w:jc w:val="both"/>
-      </w:pPr>
-      <w:r>
-        <w:rPr>
-          <w:rFonts w:ascii="Times New Roman" w:hAnsi="Times New Roman" w:eastAsia="Times New Roman"/>
+        <w:t>2. Học sinh:</w:t>
+      </w:r>
+    </w:p>
+    <w:p>
+      <w:pPr>
+        <w:spacing w:line="276" w:lineRule="auto" w:after="60" w:before="0"/>
+        <w:ind w:firstLine="0" w:left="850"/>
+        <w:jc w:val="both"/>
+      </w:pPr>
+      <w:r>
+        <w:rPr>
+          <w:rFonts w:ascii="Times New Roman" w:hAnsi="Times New Roman" w:cs="Times New Roman" w:eastAsia="Times New Roman"/>
+          <w:b w:val="0"/>
+          <w:i w:val="0"/>
+          <w:sz w:val="26"/>
+        </w:rPr>
+        <w:t>- Bộ Kit Robotics OLLO Excel 1 theo nhóm, tài liệu hướng dẫn học tập.</w:t>
+      </w:r>
+    </w:p>
+    <w:p>
+      <w:pPr>
+        <w:spacing w:line="276" w:lineRule="auto" w:after="60" w:before="0"/>
+        <w:ind w:firstLine="0"/>
+        <w:jc w:val="both"/>
+      </w:pPr>
+      <w:r>
+        <w:rPr>
+          <w:rFonts w:ascii="Times New Roman" w:hAnsi="Times New Roman" w:cs="Times New Roman" w:eastAsia="Times New Roman"/>
           <w:b/>
           <w:i w:val="0"/>
           <w:sz w:val="26"/>
         </w:rPr>
-        <w:t>2.1. Năng lực đặc thù (Robotics):</w:t>
-      </w:r>
-    </w:p>
-    <w:p>
-      <w:pPr>
-        <w:spacing w:line="319" w:lineRule="auto" w:after="60" w:before="0"/>
-        <w:ind w:firstLine="0" w:left="850"/>
-        <w:jc w:val="both"/>
-      </w:pPr>
-      <w:r>
-        <w:rPr>
-          <w:rFonts w:ascii="Times New Roman" w:hAnsi="Times New Roman" w:eastAsia="Times New Roman"/>
+        <w:t>III. CÁC HOẠT ĐỘNG DẠY HỌC CHỦ YẾU:</w:t>
+      </w:r>
+    </w:p>
+    <w:p>
+      <w:pPr>
+        <w:spacing w:line="276" w:lineRule="auto" w:after="60" w:before="0"/>
+        <w:ind w:firstLine="720"/>
+        <w:jc w:val="both"/>
+      </w:pPr>
+      <w:r>
+        <w:rPr>
+          <w:rFonts w:ascii="Times New Roman" w:hAnsi="Times New Roman" w:cs="Times New Roman" w:eastAsia="Times New Roman"/>
+          <w:b/>
+          <w:i w:val="0"/>
+          <w:sz w:val="26"/>
+        </w:rPr>
+        <w:t>1. Hoạt động 1. Khởi động (5-7 phút)</w:t>
+      </w:r>
+    </w:p>
+    <w:p>
+      <w:pPr>
+        <w:spacing w:line="276" w:lineRule="auto" w:after="60" w:before="0"/>
+        <w:ind w:firstLine="720"/>
+        <w:jc w:val="both"/>
+      </w:pPr>
+      <w:r>
+        <w:rPr>
+          <w:rFonts w:ascii="Times New Roman" w:hAnsi="Times New Roman" w:cs="Times New Roman" w:eastAsia="Times New Roman"/>
+          <w:b/>
+          <w:i w:val="0"/>
+          <w:sz w:val="26"/>
+        </w:rPr>
+        <w:t xml:space="preserve">a) Mục tiêu: </w:t>
+      </w:r>
+      <w:r>
+        <w:rPr>
+          <w:rFonts w:ascii="Times New Roman" w:hAnsi="Times New Roman" w:cs="Times New Roman" w:eastAsia="Times New Roman"/>
           <w:b w:val="0"/>
-          <w:i w:val="0"/>
-          <w:sz w:val="26"/>
-        </w:rPr>
-        <w:t>- NL3 (Thiết kế kĩ thuật): Lắp ráp, phối hợp các cơ cấu truyền động và sáng tạo cải tiến mô hình robot Ôn tập Đánh giá định kỳ 3 thực hiện nhiệm vụ đặt ra. (Đạt được thông qua Hoạt động 3, Hoạt động 4)</w:t>
-      </w:r>
-    </w:p>
-    <w:p>
-      <w:pPr>
-        <w:spacing w:line="319" w:lineRule="auto" w:after="60" w:before="0"/>
-        <w:ind w:firstLine="0" w:left="850"/>
-        <w:jc w:val="both"/>
-      </w:pPr>
-      <w:r>
-        <w:rPr>
-          <w:rFonts w:ascii="Times New Roman" w:hAnsi="Times New Roman" w:eastAsia="Times New Roman"/>
+          <w:i/>
+          <w:sz w:val="26"/>
+        </w:rPr>
+        <w:t>Tạo hứng thú và kết nối vào bài học Ôn tập Đánh giá định kỳ 3.</w:t>
+      </w:r>
+    </w:p>
+    <w:p>
+      <w:pPr>
+        <w:spacing w:line="276" w:lineRule="auto" w:after="60" w:before="0"/>
+        <w:ind w:firstLine="720"/>
+        <w:jc w:val="both"/>
+      </w:pPr>
+      <w:r>
+        <w:rPr>
+          <w:rFonts w:ascii="Times New Roman" w:hAnsi="Times New Roman" w:cs="Times New Roman" w:eastAsia="Times New Roman"/>
+          <w:b/>
+          <w:i w:val="0"/>
+          <w:sz w:val="26"/>
+        </w:rPr>
+        <w:t xml:space="preserve">b) Nội dung: </w:t>
+      </w:r>
+      <w:r>
+        <w:rPr>
+          <w:rFonts w:ascii="Times New Roman" w:hAnsi="Times New Roman" w:cs="Times New Roman" w:eastAsia="Times New Roman"/>
           <w:b w:val="0"/>
-          <w:i w:val="0"/>
-          <w:sz w:val="26"/>
-        </w:rPr>
-        <w:t>- NL2 (Sử dụng công nghệ): Sử dụng thành thạo các module, khớp nối và linh kiện bộ kit OLLO Excel 1 theo đúng tiêu chuẩn an toàn. (Đạt được thông qua Hoạt động 2, Hoạt động 3)</w:t>
-      </w:r>
-    </w:p>
-    <w:p>
-      <w:pPr>
-        <w:spacing w:line="319" w:lineRule="auto" w:after="60" w:before="0"/>
-        <w:ind w:firstLine="709"/>
-        <w:jc w:val="both"/>
-      </w:pPr>
-      <w:r>
-        <w:rPr>
-          <w:rFonts w:ascii="Times New Roman" w:hAnsi="Times New Roman" w:eastAsia="Times New Roman"/>
+          <w:i/>
+          <w:sz w:val="26"/>
+        </w:rPr>
+        <w:t>Quan sát hình ảnh/video thực tế và thảo luận.</w:t>
+      </w:r>
+    </w:p>
+    <w:p>
+      <w:pPr>
+        <w:spacing w:line="276" w:lineRule="auto" w:after="60" w:before="0"/>
+        <w:ind w:firstLine="720"/>
+        <w:jc w:val="both"/>
+      </w:pPr>
+      <w:r>
+        <w:rPr>
+          <w:rFonts w:ascii="Times New Roman" w:hAnsi="Times New Roman" w:cs="Times New Roman" w:eastAsia="Times New Roman"/>
           <w:b/>
           <w:i w:val="0"/>
           <w:sz w:val="26"/>
         </w:rPr>
-        <w:t>2.2. Năng lực số (Thông tư 02/2025 – CV 3456):</w:t>
-      </w:r>
-    </w:p>
-    <w:p>
-      <w:pPr>
-        <w:spacing w:line="319" w:lineRule="auto" w:after="60" w:before="0"/>
-        <w:ind w:firstLine="0" w:left="850"/>
-        <w:jc w:val="both"/>
-      </w:pPr>
-      <w:r>
-        <w:rPr>
-          <w:rFonts w:ascii="Times New Roman" w:hAnsi="Times New Roman" w:eastAsia="Times New Roman"/>
+        <w:t xml:space="preserve">c) Sản phẩm: </w:t>
+      </w:r>
+      <w:r>
+        <w:rPr>
+          <w:rFonts w:ascii="Times New Roman" w:hAnsi="Times New Roman" w:cs="Times New Roman" w:eastAsia="Times New Roman"/>
           <w:b w:val="0"/>
-          <w:i w:val="0"/>
-          <w:sz w:val="26"/>
-        </w:rPr>
-        <w:t>- Miền V. Giải quyết vấn đề (thành tố 5.3. Sử dụng sáng tạo công nghệ số – Bậc 2): Sử dụng công cụ số để giải quyết vấn đề đơn giản trong bài học. (Đạt được thông qua Hoạt động 2, Hoạt động 3)</w:t>
-      </w:r>
-    </w:p>
-    <w:p>
-      <w:pPr>
-        <w:spacing w:line="319" w:lineRule="auto" w:after="60" w:before="0"/>
-        <w:ind w:firstLine="709"/>
-        <w:jc w:val="both"/>
-      </w:pPr>
-      <w:r>
-        <w:rPr>
-          <w:rFonts w:ascii="Times New Roman" w:hAnsi="Times New Roman" w:eastAsia="Times New Roman"/>
+          <w:i/>
+          <w:sz w:val="26"/>
+        </w:rPr>
+        <w:t>Câu trả lời của HS về chủ đề bài học.</w:t>
+      </w:r>
+    </w:p>
+    <w:p>
+      <w:pPr>
+        <w:spacing w:line="276" w:lineRule="auto" w:after="60" w:before="0"/>
+        <w:ind w:firstLine="720"/>
+        <w:jc w:val="both"/>
+      </w:pPr>
+      <w:r>
+        <w:rPr>
+          <w:rFonts w:ascii="Times New Roman" w:hAnsi="Times New Roman" w:cs="Times New Roman" w:eastAsia="Times New Roman"/>
           <w:b/>
           <w:i w:val="0"/>
           <w:sz w:val="26"/>
         </w:rPr>
-        <w:t>2.3. Năng lực chung:</w:t>
-      </w:r>
-    </w:p>
-    <w:p>
-      <w:pPr>
-        <w:spacing w:line="319" w:lineRule="auto" w:after="60" w:before="0"/>
-        <w:ind w:firstLine="0" w:left="850"/>
-        <w:jc w:val="both"/>
-      </w:pPr>
-      <w:r>
-        <w:rPr>
-          <w:rFonts w:ascii="Times New Roman" w:hAnsi="Times New Roman" w:eastAsia="Times New Roman"/>
-          <w:b w:val="0"/>
-          <w:i w:val="0"/>
-          <w:sz w:val="26"/>
-        </w:rPr>
-        <w:t>- Tự chủ và tự học: Chủ động quan sát hướng dẫn và tự thực hiện nhiệm vụ. (Đạt được thông qua Hoạt động 2)</w:t>
-      </w:r>
-    </w:p>
-    <w:p>
-      <w:pPr>
-        <w:spacing w:line="319" w:lineRule="auto" w:after="60" w:before="0"/>
-        <w:ind w:firstLine="0" w:left="850"/>
-        <w:jc w:val="both"/>
-      </w:pPr>
-      <w:r>
-        <w:rPr>
-          <w:rFonts w:ascii="Times New Roman" w:hAnsi="Times New Roman" w:eastAsia="Times New Roman"/>
-          <w:b w:val="0"/>
-          <w:i w:val="0"/>
-          <w:sz w:val="26"/>
-        </w:rPr>
-        <w:t>- Giao tiếp và hợp tác: Thảo luận nhóm, chia sẻ và hỗ trợ bạn trong giờ thực hành. (Đạt được thông qua Hoạt động 3)</w:t>
-      </w:r>
-    </w:p>
-    <w:p>
-      <w:pPr>
-        <w:spacing w:line="360" w:lineRule="auto" w:after="60" w:before="0"/>
-        <w:ind w:firstLine="0"/>
-        <w:jc w:val="both"/>
-      </w:pPr>
-      <w:r>
-        <w:rPr>
-          <w:rFonts w:ascii="Times New Roman" w:hAnsi="Times New Roman" w:eastAsia="Times New Roman"/>
-          <w:b/>
-          <w:i w:val="0"/>
-          <w:sz w:val="26"/>
-        </w:rPr>
-        <w:t>II. ĐỒ DÙNG DẠY HỌC :</w:t>
-      </w:r>
-    </w:p>
-    <w:p>
-      <w:pPr>
-        <w:spacing w:line="360" w:lineRule="auto" w:after="60" w:before="0"/>
-        <w:ind w:firstLine="720"/>
-        <w:jc w:val="both"/>
-      </w:pPr>
-      <w:r>
-        <w:rPr>
-          <w:rFonts w:ascii="Times New Roman" w:hAnsi="Times New Roman" w:eastAsia="Times New Roman"/>
-          <w:b w:val="0"/>
-          <w:i w:val="0"/>
-          <w:sz w:val="26"/>
-        </w:rPr>
-        <w:t>1. Giáo viên: Bộ Kit Robotics OLLO Excel 1 mẫu, máy chiếu, slide hướng dẫn lắp ráp Ôn tập Đánh giá định kỳ 3, phiếu hướng dẫn thực hành.</w:t>
-      </w:r>
-    </w:p>
-    <w:p>
-      <w:pPr>
-        <w:spacing w:line="360" w:lineRule="auto" w:after="60" w:before="0"/>
-        <w:ind w:firstLine="720"/>
-        <w:jc w:val="both"/>
-      </w:pPr>
-      <w:r>
-        <w:rPr>
-          <w:rFonts w:ascii="Times New Roman" w:hAnsi="Times New Roman" w:eastAsia="Times New Roman"/>
-          <w:b w:val="0"/>
-          <w:i w:val="0"/>
-          <w:sz w:val="26"/>
-        </w:rPr>
-        <w:t>2. Học sinh: Bộ Kit Robotics OLLO Excel 1 theo nhóm, dụng cụ tháo chốt, vở ghi.</w:t>
-      </w:r>
-    </w:p>
-    <w:p>
-      <w:pPr>
-        <w:spacing w:line="360" w:lineRule="auto" w:after="60" w:before="0"/>
-        <w:ind w:firstLine="0"/>
-        <w:jc w:val="both"/>
-      </w:pPr>
-      <w:r>
-        <w:rPr>
-          <w:rFonts w:ascii="Times New Roman" w:hAnsi="Times New Roman" w:eastAsia="Times New Roman"/>
-          <w:b/>
-          <w:i w:val="0"/>
-          <w:sz w:val="26"/>
-        </w:rPr>
-        <w:t>III. PHƯƠNG PHÁP, KĨ THUẬT DẠY HỌC</w:t>
-      </w:r>
-    </w:p>
-    <w:p>
-      <w:pPr>
-        <w:spacing w:line="360" w:lineRule="auto" w:after="60" w:before="0"/>
-        <w:ind w:firstLine="720"/>
-        <w:jc w:val="both"/>
-      </w:pPr>
-      <w:r>
-        <w:rPr>
-          <w:rFonts w:ascii="Times New Roman" w:hAnsi="Times New Roman" w:eastAsia="Times New Roman"/>
-          <w:b w:val="0"/>
-          <w:i w:val="0"/>
-          <w:sz w:val="26"/>
-        </w:rPr>
-        <w:t>- Các phương pháp: Vấn đáp, thực hành, hoạt động nhóm, giải quyết vấn đề.</w:t>
-      </w:r>
-    </w:p>
-    <w:p>
-      <w:pPr>
-        <w:spacing w:line="360" w:lineRule="auto" w:after="60" w:before="0"/>
-        <w:ind w:firstLine="720"/>
-        <w:jc w:val="both"/>
-      </w:pPr>
-      <w:r>
-        <w:rPr>
-          <w:rFonts w:ascii="Times New Roman" w:hAnsi="Times New Roman" w:eastAsia="Times New Roman"/>
-          <w:b w:val="0"/>
-          <w:i w:val="0"/>
-          <w:sz w:val="26"/>
-        </w:rPr>
-        <w:t>- Kĩ thuật: Đặt câu hỏi, trình bày 1 phút, động não, chia sẻ nhóm đôi.</w:t>
-      </w:r>
-    </w:p>
-    <w:p>
-      <w:pPr>
-        <w:spacing w:line="360" w:lineRule="auto" w:after="60" w:before="0"/>
-        <w:ind w:firstLine="0"/>
-        <w:jc w:val="both"/>
-      </w:pPr>
-      <w:r>
-        <w:rPr>
-          <w:rFonts w:ascii="Times New Roman" w:hAnsi="Times New Roman" w:eastAsia="Times New Roman"/>
-          <w:b/>
-          <w:i w:val="0"/>
-          <w:sz w:val="26"/>
-        </w:rPr>
-        <w:t>IV. CÁC HOẠT ĐỘNG DẠY - HỌC CHỦ YẾU:</w:t>
+        <w:t>d) Tổ chức thực hiện:</w:t>
       </w:r>
     </w:p>
     <w:tbl>
       <w:tblPr>
         <w:tblW w:type="auto" w:w="0"/>
         <w:tblLook w:firstColumn="1" w:firstRow="1" w:lastColumn="0" w:lastRow="0" w:noHBand="0" w:noVBand="1" w:val="04A0"/>
-        <w:jc w:val="center"/>
         <w:tblBorders>
           <w:top w:val="single" w:sz="4" w:space="0" w:color="000000"/>
           <w:left w:val="single" w:sz="4" w:space="0" w:color="000000"/>
@@ -612,13 +734,13 @@
         </w:tblBorders>
       </w:tblPr>
       <w:tblGrid>
-        <w:gridCol w:w="4537"/>
-        <w:gridCol w:w="4537"/>
+        <w:gridCol w:w="4796"/>
+        <w:gridCol w:w="4796"/>
       </w:tblGrid>
       <w:tr>
         <w:tc>
           <w:tcPr>
-            <w:tcW w:type="dxa" w:w="4537"/>
+            <w:tcW w:type="dxa" w:w="5102"/>
             <w:tcMar>
               <w:top w:w="80" w:type="dxa"/>
               <w:bottom w:w="80" w:type="dxa"/>
@@ -628,13 +750,13 @@
           </w:tcPr>
           <w:p>
             <w:pPr>
-              <w:spacing w:line="360" w:lineRule="auto" w:after="40"/>
+              <w:spacing w:line="276" w:lineRule="auto" w:after="40"/>
               <w:jc w:val="center"/>
             </w:pPr>
             <w:r/>
             <w:r>
               <w:rPr>
-                <w:rFonts w:ascii="Times New Roman" w:hAnsi="Times New Roman" w:eastAsia="Times New Roman"/>
+                <w:rFonts w:ascii="Times New Roman" w:hAnsi="Times New Roman" w:cs="Times New Roman" w:eastAsia="Times New Roman"/>
                 <w:b/>
                 <w:i w:val="0"/>
                 <w:sz w:val="26"/>
@@ -645,7 +767,7 @@
         </w:tc>
         <w:tc>
           <w:tcPr>
-            <w:tcW w:type="dxa" w:w="4537"/>
+            <w:tcW w:type="dxa" w:w="3969"/>
             <w:tcMar>
               <w:top w:w="80" w:type="dxa"/>
               <w:bottom w:w="80" w:type="dxa"/>
@@ -655,13 +777,13 @@
           </w:tcPr>
           <w:p>
             <w:pPr>
-              <w:spacing w:line="360" w:lineRule="auto" w:after="40"/>
+              <w:spacing w:line="276" w:lineRule="auto" w:after="40"/>
               <w:jc w:val="center"/>
             </w:pPr>
             <w:r/>
             <w:r>
               <w:rPr>
-                <w:rFonts w:ascii="Times New Roman" w:hAnsi="Times New Roman" w:eastAsia="Times New Roman"/>
+                <w:rFonts w:ascii="Times New Roman" w:hAnsi="Times New Roman" w:cs="Times New Roman" w:eastAsia="Times New Roman"/>
                 <w:b/>
                 <w:i w:val="0"/>
                 <w:sz w:val="26"/>
@@ -674,8 +796,7 @@
       <w:tr>
         <w:tc>
           <w:tcPr>
-            <w:tcW w:type="dxa" w:w="4537"/>
-            <w:gridSpan w:val="2"/>
+            <w:tcW w:type="dxa" w:w="4796"/>
             <w:tcMar>
               <w:top w:w="80" w:type="dxa"/>
               <w:bottom w:w="80" w:type="dxa"/>
@@ -685,41 +806,69 @@
           </w:tcPr>
           <w:p>
             <w:pPr>
-              <w:spacing w:line="360" w:lineRule="auto" w:after="40"/>
+              <w:spacing w:line="276" w:lineRule="auto" w:after="40"/>
               <w:jc w:val="left"/>
             </w:pPr>
             <w:r/>
             <w:r>
               <w:rPr>
-                <w:rFonts w:ascii="Times New Roman" w:hAnsi="Times New Roman" w:eastAsia="Times New Roman"/>
-                <w:b/>
-                <w:i w:val="0"/>
-                <w:sz w:val="26"/>
-              </w:rPr>
-              <w:t>1. Hoạt động MỞ ĐẦU (5 phút)</w:t>
-            </w:r>
-          </w:p>
-          <w:p>
-            <w:pPr>
-              <w:spacing w:line="360" w:lineRule="auto" w:after="40"/>
+                <w:rFonts w:ascii="Times New Roman" w:hAnsi="Times New Roman" w:cs="Times New Roman" w:eastAsia="Times New Roman"/>
+                <w:b w:val="0"/>
+                <w:i w:val="0"/>
+                <w:sz w:val="26"/>
+              </w:rPr>
+              <w:t>- GV trình chiếu clip/hình ảnh thực tế sinh động liên quan đến chủ đề.</w:t>
+            </w:r>
+          </w:p>
+          <w:p>
+            <w:pPr>
+              <w:spacing w:line="276" w:lineRule="auto" w:after="40"/>
               <w:jc w:val="left"/>
             </w:pPr>
             <w:r>
               <w:rPr>
-                <w:rFonts w:ascii="Times New Roman" w:hAnsi="Times New Roman" w:eastAsia="Times New Roman"/>
-                <w:b/>
-                <w:i w:val="0"/>
-                <w:sz w:val="26"/>
-              </w:rPr>
-              <w:t>*Mục tiêu: Kích hoạt hứng thú, tạo tình huống kết nối vào bài học Ôn tập Đánh giá định kỳ 3.</w:t>
+                <w:rFonts w:ascii="Times New Roman" w:hAnsi="Times New Roman" w:cs="Times New Roman" w:eastAsia="Times New Roman"/>
+                <w:b w:val="0"/>
+                <w:i w:val="0"/>
+                <w:sz w:val="26"/>
+              </w:rPr>
+              <w:t>- Đặt câu hỏi dẫn dắt: "Em có biết bạn robot này giúp ích gì cho con người không?"</w:t>
+            </w:r>
+          </w:p>
+          <w:p>
+            <w:pPr>
+              <w:spacing w:line="276" w:lineRule="auto" w:after="40"/>
+              <w:jc w:val="left"/>
+            </w:pPr>
+            <w:r>
+              <w:rPr>
+                <w:rFonts w:ascii="Times New Roman" w:hAnsi="Times New Roman" w:cs="Times New Roman" w:eastAsia="Times New Roman"/>
+                <w:b w:val="0"/>
+                <w:i w:val="0"/>
+                <w:sz w:val="26"/>
+              </w:rPr>
+              <w:t>- HS chú ý quan sát, thảo luận cặp đôi và xung phong trả lời.</w:t>
+            </w:r>
+          </w:p>
+          <w:p>
+            <w:pPr>
+              <w:spacing w:line="276" w:lineRule="auto" w:after="40"/>
+              <w:jc w:val="left"/>
+            </w:pPr>
+            <w:r>
+              <w:rPr>
+                <w:rFonts w:ascii="Times New Roman" w:hAnsi="Times New Roman" w:cs="Times New Roman" w:eastAsia="Times New Roman"/>
+                <w:b w:val="0"/>
+                <w:i w:val="0"/>
+                <w:sz w:val="26"/>
+              </w:rPr>
+              <w:t>- GV nhận xét, tuyên dương và dẫn dắt vào bài mới.</w:t>
             </w:r>
           </w:p>
         </w:tc>
-      </w:tr>
-      <w:tr>
         <w:tc>
           <w:tcPr>
-            <w:tcW w:type="dxa" w:w="4537"/>
+            <w:tcW w:type="dxa" w:w="4796"/>
             <w:tcMar>
               <w:top w:w="80" w:type="dxa"/>
               <w:bottom w:w="80" w:type="dxa"/>
@@ -729,99 +878,172 @@
           </w:tcPr>
           <w:p>
             <w:pPr>
-              <w:spacing w:line="360" w:lineRule="auto" w:after="40"/>
+              <w:spacing w:line="276" w:lineRule="auto" w:after="40"/>
               <w:jc w:val="left"/>
             </w:pPr>
             <w:r/>
             <w:r>
               <w:rPr>
-                <w:rFonts w:ascii="Times New Roman" w:hAnsi="Times New Roman" w:eastAsia="Times New Roman"/>
-                <w:b w:val="0"/>
-                <w:i w:val="0"/>
-                <w:sz w:val="26"/>
-              </w:rPr>
-              <w:t>GV: Chiếu video/hình ảnh liên quan đến Ôn tập Đánh giá định kỳ 3. Đặt câu hỏi gợi mở.</w:t>
-            </w:r>
-          </w:p>
-          <w:p>
-            <w:pPr>
-              <w:spacing w:line="360" w:lineRule="auto" w:after="40"/>
+                <w:rFonts w:ascii="Times New Roman" w:hAnsi="Times New Roman" w:cs="Times New Roman" w:eastAsia="Times New Roman"/>
+                <w:b w:val="0"/>
+                <w:i w:val="0"/>
+                <w:sz w:val="26"/>
+              </w:rPr>
+              <w:t>HS hào hứng, tập trung vào bài học.</w:t>
+            </w:r>
+          </w:p>
+          <w:p>
+            <w:pPr>
+              <w:spacing w:line="276" w:lineRule="auto" w:after="40"/>
               <w:jc w:val="left"/>
             </w:pPr>
             <w:r>
               <w:rPr>
-                <w:rFonts w:ascii="Times New Roman" w:hAnsi="Times New Roman" w:eastAsia="Times New Roman"/>
-                <w:b w:val="0"/>
-                <w:i w:val="0"/>
-                <w:sz w:val="26"/>
-              </w:rPr>
-              <w:t>- Mời 2-3 HS trả lời.</w:t>
-            </w:r>
-          </w:p>
-          <w:p>
-            <w:pPr>
-              <w:spacing w:line="360" w:lineRule="auto" w:after="40"/>
-              <w:jc w:val="left"/>
-            </w:pPr>
-            <w:r>
-              <w:rPr>
-                <w:rFonts w:ascii="Times New Roman" w:hAnsi="Times New Roman" w:eastAsia="Times New Roman"/>
-                <w:b w:val="0"/>
-                <w:i w:val="0"/>
-                <w:sz w:val="26"/>
-              </w:rPr>
-              <w:t>- Chốt kiến thức, dẫn dắt vào bài.</w:t>
-            </w:r>
-          </w:p>
-          <w:p>
-            <w:pPr>
-              <w:spacing w:line="360" w:lineRule="auto" w:after="40"/>
-              <w:jc w:val="left"/>
-            </w:pPr>
-            <w:r>
-              <w:rPr>
-                <w:rFonts w:ascii="Times New Roman" w:hAnsi="Times New Roman" w:eastAsia="Times New Roman"/>
-                <w:b w:val="0"/>
-                <w:i w:val="0"/>
-                <w:sz w:val="26"/>
-              </w:rPr>
-              <w:t>HS: Quan sát màn chiếu, suy nghĩ.</w:t>
-            </w:r>
-          </w:p>
-          <w:p>
-            <w:pPr>
-              <w:spacing w:line="360" w:lineRule="auto" w:after="40"/>
-              <w:jc w:val="left"/>
-            </w:pPr>
-            <w:r>
-              <w:rPr>
-                <w:rFonts w:ascii="Times New Roman" w:hAnsi="Times New Roman" w:eastAsia="Times New Roman"/>
-                <w:b w:val="0"/>
-                <w:i w:val="0"/>
-                <w:sz w:val="26"/>
-              </w:rPr>
-              <w:t>- Thảo luận nhanh nhóm đôi.</w:t>
-            </w:r>
-          </w:p>
-          <w:p>
-            <w:pPr>
-              <w:spacing w:line="360" w:lineRule="auto" w:after="40"/>
-              <w:jc w:val="left"/>
-            </w:pPr>
-            <w:r>
-              <w:rPr>
-                <w:rFonts w:ascii="Times New Roman" w:hAnsi="Times New Roman" w:eastAsia="Times New Roman"/>
-                <w:b w:val="0"/>
-                <w:i w:val="0"/>
-                <w:sz w:val="26"/>
-              </w:rPr>
-              <w:t>- Hăng hái giơ tay trả lời.</w:t>
+                <w:rFonts w:ascii="Times New Roman" w:hAnsi="Times New Roman" w:cs="Times New Roman" w:eastAsia="Times New Roman"/>
+                <w:b w:val="0"/>
+                <w:i w:val="0"/>
+                <w:sz w:val="26"/>
+              </w:rPr>
+              <w:t>Nhận diện được chủ đề bài học.</w:t>
             </w:r>
           </w:p>
         </w:tc>
+      </w:tr>
+    </w:tbl>
+    <w:p>
+      <w:pPr>
+        <w:spacing w:line="276" w:lineRule="auto" w:after="60" w:before="0"/>
+        <w:jc w:val="both"/>
+      </w:pPr>
+    </w:p>
+    <w:p>
+      <w:pPr>
+        <w:spacing w:line="276" w:lineRule="auto" w:after="60" w:before="0"/>
+        <w:ind w:firstLine="720"/>
+        <w:jc w:val="both"/>
+      </w:pPr>
+      <w:r>
+        <w:rPr>
+          <w:rFonts w:ascii="Times New Roman" w:hAnsi="Times New Roman" w:cs="Times New Roman" w:eastAsia="Times New Roman"/>
+          <w:b/>
+          <w:i w:val="0"/>
+          <w:sz w:val="26"/>
+        </w:rPr>
+        <w:t>2. Hoạt động 2. Khám phá (12-15 phút)</w:t>
+      </w:r>
+    </w:p>
+    <w:p>
+      <w:pPr>
+        <w:spacing w:line="276" w:lineRule="auto" w:after="60" w:before="0"/>
+        <w:ind w:firstLine="720"/>
+        <w:jc w:val="both"/>
+      </w:pPr>
+      <w:r>
+        <w:rPr>
+          <w:rFonts w:ascii="Times New Roman" w:hAnsi="Times New Roman" w:cs="Times New Roman" w:eastAsia="Times New Roman"/>
+          <w:b/>
+          <w:i w:val="0"/>
+          <w:sz w:val="26"/>
+        </w:rPr>
+        <w:t xml:space="preserve">a) Mục tiêu: </w:t>
+      </w:r>
+      <w:r>
+        <w:rPr>
+          <w:rFonts w:ascii="Times New Roman" w:hAnsi="Times New Roman" w:cs="Times New Roman" w:eastAsia="Times New Roman"/>
+          <w:b w:val="0"/>
+          <w:i/>
+          <w:sz w:val="26"/>
+        </w:rPr>
+        <w:t>Tìm hiểu cấu tạo và danh mục linh kiện cần dùng cho Ôn tập Đánh giá định kỳ 3.</w:t>
+      </w:r>
+    </w:p>
+    <w:p>
+      <w:pPr>
+        <w:spacing w:line="276" w:lineRule="auto" w:after="60" w:before="0"/>
+        <w:ind w:firstLine="720"/>
+        <w:jc w:val="both"/>
+      </w:pPr>
+      <w:r>
+        <w:rPr>
+          <w:rFonts w:ascii="Times New Roman" w:hAnsi="Times New Roman" w:cs="Times New Roman" w:eastAsia="Times New Roman"/>
+          <w:b/>
+          <w:i w:val="0"/>
+          <w:sz w:val="26"/>
+        </w:rPr>
+        <w:t xml:space="preserve">b) Nội dung: </w:t>
+      </w:r>
+      <w:r>
+        <w:rPr>
+          <w:rFonts w:ascii="Times New Roman" w:hAnsi="Times New Roman" w:cs="Times New Roman" w:eastAsia="Times New Roman"/>
+          <w:b w:val="0"/>
+          <w:i/>
+          <w:sz w:val="26"/>
+        </w:rPr>
+        <w:t>Tìm hiểu các chi tiết khung, chốt nối, động cơ và bánh xe.</w:t>
+      </w:r>
+    </w:p>
+    <w:p>
+      <w:pPr>
+        <w:spacing w:line="276" w:lineRule="auto" w:after="60" w:before="0"/>
+        <w:ind w:firstLine="720"/>
+        <w:jc w:val="both"/>
+      </w:pPr>
+      <w:r>
+        <w:rPr>
+          <w:rFonts w:ascii="Times New Roman" w:hAnsi="Times New Roman" w:cs="Times New Roman" w:eastAsia="Times New Roman"/>
+          <w:b/>
+          <w:i w:val="0"/>
+          <w:sz w:val="26"/>
+        </w:rPr>
+        <w:t xml:space="preserve">c) Sản phẩm: </w:t>
+      </w:r>
+      <w:r>
+        <w:rPr>
+          <w:rFonts w:ascii="Times New Roman" w:hAnsi="Times New Roman" w:cs="Times New Roman" w:eastAsia="Times New Roman"/>
+          <w:b w:val="0"/>
+          <w:i/>
+          <w:sz w:val="26"/>
+        </w:rPr>
+        <w:t>Khay linh kiện đầy đủ, sắp xếp ngăn nắp theo hướng dẫn.</w:t>
+      </w:r>
+    </w:p>
+    <w:p>
+      <w:pPr>
+        <w:spacing w:line="276" w:lineRule="auto" w:after="60" w:before="0"/>
+        <w:ind w:firstLine="720"/>
+        <w:jc w:val="both"/>
+      </w:pPr>
+      <w:r>
+        <w:rPr>
+          <w:rFonts w:ascii="Times New Roman" w:hAnsi="Times New Roman" w:cs="Times New Roman" w:eastAsia="Times New Roman"/>
+          <w:b/>
+          <w:i w:val="0"/>
+          <w:sz w:val="26"/>
+        </w:rPr>
+        <w:t>d) Tổ chức thực hiện:</w:t>
+      </w:r>
+    </w:p>
+    <w:tbl>
+      <w:tblPr>
+        <w:tblW w:type="auto" w:w="0"/>
+        <w:tblLook w:firstColumn="1" w:firstRow="1" w:lastColumn="0" w:lastRow="0" w:noHBand="0" w:noVBand="1" w:val="04A0"/>
+        <w:tblBorders>
+          <w:top w:val="single" w:sz="4" w:space="0" w:color="000000"/>
+          <w:left w:val="single" w:sz="4" w:space="0" w:color="000000"/>
+          <w:bottom w:val="single" w:sz="4" w:space="0" w:color="000000"/>
+          <w:right w:val="single" w:sz="4" w:space="0" w:color="000000"/>
+          <w:insideH w:val="single" w:sz="4" w:space="0" w:color="000000"/>
+          <w:insideV w:val="single" w:sz="4" w:space="0" w:color="000000"/>
+        </w:tblBorders>
+      </w:tblPr>
+      <w:tblGrid>
+        <w:gridCol w:w="4796"/>
+        <w:gridCol w:w="4796"/>
+      </w:tblGrid>
+      <w:tr>
         <w:tc>
           <w:tcPr>
-            <w:tcW w:type="dxa" w:w="4537"/>
+            <w:tcW w:type="dxa" w:w="5102"/>
             <w:tcMar>
               <w:top w:w="80" w:type="dxa"/>
               <w:bottom w:w="80" w:type="dxa"/>
@@ -831,42 +1053,24 @@
           </w:tcPr>
           <w:p>
             <w:pPr>
-              <w:spacing w:line="360" w:lineRule="auto" w:after="40"/>
-              <w:jc w:val="left"/>
+              <w:spacing w:line="276" w:lineRule="auto" w:after="40"/>
+              <w:jc w:val="center"/>
             </w:pPr>
             <w:r/>
             <w:r>
               <w:rPr>
-                <w:rFonts w:ascii="Times New Roman" w:hAnsi="Times New Roman" w:eastAsia="Times New Roman"/>
-                <w:b w:val="0"/>
-                <w:i w:val="0"/>
-                <w:sz w:val="26"/>
-              </w:rPr>
-              <w:t>HS nhận diện được vấn đề kỹ thuật.</w:t>
-            </w:r>
-          </w:p>
-          <w:p>
-            <w:pPr>
-              <w:spacing w:line="360" w:lineRule="auto" w:after="40"/>
-              <w:jc w:val="left"/>
-            </w:pPr>
-            <w:r>
-              <w:rPr>
-                <w:rFonts w:ascii="Times New Roman" w:hAnsi="Times New Roman" w:eastAsia="Times New Roman"/>
-                <w:b w:val="0"/>
-                <w:i w:val="0"/>
-                <w:sz w:val="26"/>
-              </w:rPr>
-              <w:t>HS sẵn sàng bước vào hoạt động chính.</w:t>
+                <w:rFonts w:ascii="Times New Roman" w:hAnsi="Times New Roman" w:cs="Times New Roman" w:eastAsia="Times New Roman"/>
+                <w:b/>
+                <w:i w:val="0"/>
+                <w:sz w:val="26"/>
+              </w:rPr>
+              <w:t>HOẠT ĐỘNG CỦA GV – HS</w:t>
             </w:r>
           </w:p>
         </w:tc>
-      </w:tr>
-      <w:tr>
         <w:tc>
           <w:tcPr>
-            <w:tcW w:type="dxa" w:w="4537"/>
-            <w:gridSpan w:val="2"/>
+            <w:tcW w:type="dxa" w:w="3969"/>
             <w:tcMar>
               <w:top w:w="80" w:type="dxa"/>
               <w:bottom w:w="80" w:type="dxa"/>
@@ -876,33 +1080,18 @@
           </w:tcPr>
           <w:p>
             <w:pPr>
-              <w:spacing w:line="360" w:lineRule="auto" w:after="40"/>
-              <w:jc w:val="left"/>
+              <w:spacing w:line="276" w:lineRule="auto" w:after="40"/>
+              <w:jc w:val="center"/>
             </w:pPr>
             <w:r/>
             <w:r>
               <w:rPr>
-                <w:rFonts w:ascii="Times New Roman" w:hAnsi="Times New Roman" w:eastAsia="Times New Roman"/>
+                <w:rFonts w:ascii="Times New Roman" w:hAnsi="Times New Roman" w:cs="Times New Roman" w:eastAsia="Times New Roman"/>
                 <w:b/>
                 <w:i w:val="0"/>
                 <w:sz w:val="26"/>
               </w:rPr>
-              <w:t>2. HOẠT ĐỘNG HÌNH THÀNH KIẾN THỨC MỚI (15 phút)</w:t>
-            </w:r>
-          </w:p>
-          <w:p>
-            <w:pPr>
-              <w:spacing w:line="360" w:lineRule="auto" w:after="40"/>
-              <w:jc w:val="left"/>
-            </w:pPr>
-            <w:r>
-              <w:rPr>
-                <w:rFonts w:ascii="Times New Roman" w:hAnsi="Times New Roman" w:eastAsia="Times New Roman"/>
-                <w:b/>
-                <w:i w:val="0"/>
-                <w:sz w:val="26"/>
-              </w:rPr>
-              <w:t>*Mục tiêu: Tìm hiểu linh kiện và nguyên lý lắp ráp mô hình Ôn tập Đánh giá định kỳ 3.</w:t>
+              <w:t>KẾT QUẢ CẦN ĐẠT</w:t>
             </w:r>
           </w:p>
         </w:tc>
@@ -910,7 +1099,7 @@
       <w:tr>
         <w:tc>
           <w:tcPr>
-            <w:tcW w:type="dxa" w:w="4537"/>
+            <w:tcW w:type="dxa" w:w="4796"/>
             <w:tcMar>
               <w:top w:w="80" w:type="dxa"/>
               <w:bottom w:w="80" w:type="dxa"/>
@@ -920,99 +1109,69 @@
           </w:tcPr>
           <w:p>
             <w:pPr>
-              <w:spacing w:line="360" w:lineRule="auto" w:after="40"/>
+              <w:spacing w:line="276" w:lineRule="auto" w:after="40"/>
               <w:jc w:val="left"/>
             </w:pPr>
             <w:r/>
             <w:r>
               <w:rPr>
-                <w:rFonts w:ascii="Times New Roman" w:hAnsi="Times New Roman" w:eastAsia="Times New Roman"/>
-                <w:b w:val="0"/>
-                <w:i w:val="0"/>
-                <w:sz w:val="26"/>
-              </w:rPr>
-              <w:t>GV: Giới thiệu linh kiện, trình chiếu sơ đồ lắp ráp.</w:t>
-            </w:r>
-          </w:p>
-          <w:p>
-            <w:pPr>
-              <w:spacing w:line="360" w:lineRule="auto" w:after="40"/>
+                <w:rFonts w:ascii="Times New Roman" w:hAnsi="Times New Roman" w:cs="Times New Roman" w:eastAsia="Times New Roman"/>
+                <w:b w:val="0"/>
+                <w:i w:val="0"/>
+                <w:sz w:val="26"/>
+              </w:rPr>
+              <w:t>- GV phát phiếu hướng dẫn và giới thiệu từng loại linh kiện chính.</w:t>
+            </w:r>
+          </w:p>
+          <w:p>
+            <w:pPr>
+              <w:spacing w:line="276" w:lineRule="auto" w:after="40"/>
               <w:jc w:val="left"/>
             </w:pPr>
             <w:r>
               <w:rPr>
-                <w:rFonts w:ascii="Times New Roman" w:hAnsi="Times New Roman" w:eastAsia="Times New Roman"/>
-                <w:b w:val="0"/>
-                <w:i w:val="0"/>
-                <w:sz w:val="26"/>
-              </w:rPr>
-              <w:t>- Hướng dẫn cách nhặt đúng linh kiện.</w:t>
-            </w:r>
-          </w:p>
-          <w:p>
-            <w:pPr>
-              <w:spacing w:line="360" w:lineRule="auto" w:after="40"/>
+                <w:rFonts w:ascii="Times New Roman" w:hAnsi="Times New Roman" w:cs="Times New Roman" w:eastAsia="Times New Roman"/>
+                <w:b w:val="0"/>
+                <w:i w:val="0"/>
+                <w:sz w:val="26"/>
+              </w:rPr>
+              <w:t>- Hướng dẫn HS cách chọn đúng chốt nối và cách phân biệt các khớp xoay.</w:t>
+            </w:r>
+          </w:p>
+          <w:p>
+            <w:pPr>
+              <w:spacing w:line="276" w:lineRule="auto" w:after="40"/>
               <w:jc w:val="left"/>
             </w:pPr>
             <w:r>
               <w:rPr>
-                <w:rFonts w:ascii="Times New Roman" w:hAnsi="Times New Roman" w:eastAsia="Times New Roman"/>
-                <w:b w:val="0"/>
-                <w:i w:val="0"/>
-                <w:sz w:val="26"/>
-              </w:rPr>
-              <w:t>- Kiểm tra khay linh kiện từng nhóm.</w:t>
-            </w:r>
-          </w:p>
-          <w:p>
-            <w:pPr>
-              <w:spacing w:line="360" w:lineRule="auto" w:after="40"/>
+                <w:rFonts w:ascii="Times New Roman" w:hAnsi="Times New Roman" w:cs="Times New Roman" w:eastAsia="Times New Roman"/>
+                <w:b w:val="0"/>
+                <w:i w:val="0"/>
+                <w:sz w:val="26"/>
+              </w:rPr>
+              <w:t>- HS làm việc nhóm, chọn đúng các chi tiết cần thiết ra khay chứa.</w:t>
+            </w:r>
+          </w:p>
+          <w:p>
+            <w:pPr>
+              <w:spacing w:line="276" w:lineRule="auto" w:after="40"/>
               <w:jc w:val="left"/>
             </w:pPr>
             <w:r>
               <w:rPr>
-                <w:rFonts w:ascii="Times New Roman" w:hAnsi="Times New Roman" w:eastAsia="Times New Roman"/>
-                <w:b w:val="0"/>
-                <w:i w:val="0"/>
-                <w:sz w:val="26"/>
-              </w:rPr>
-              <w:t>HS: Theo dõi slide hướng dẫn.</w:t>
-            </w:r>
-          </w:p>
-          <w:p>
-            <w:pPr>
-              <w:spacing w:line="360" w:lineRule="auto" w:after="40"/>
-              <w:jc w:val="left"/>
-            </w:pPr>
-            <w:r>
-              <w:rPr>
-                <w:rFonts w:ascii="Times New Roman" w:hAnsi="Times New Roman" w:eastAsia="Times New Roman"/>
-                <w:b w:val="0"/>
-                <w:i w:val="0"/>
-                <w:sz w:val="26"/>
-              </w:rPr>
-              <w:t>- Nhặt đúng số lượng linh kiện.</w:t>
-            </w:r>
-          </w:p>
-          <w:p>
-            <w:pPr>
-              <w:spacing w:line="360" w:lineRule="auto" w:after="40"/>
-              <w:jc w:val="left"/>
-            </w:pPr>
-            <w:r>
-              <w:rPr>
-                <w:rFonts w:ascii="Times New Roman" w:hAnsi="Times New Roman" w:eastAsia="Times New Roman"/>
-                <w:b w:val="0"/>
-                <w:i w:val="0"/>
-                <w:sz w:val="26"/>
-              </w:rPr>
-              <w:t>- Ghi nhớ thứ tự các bước ghép.</w:t>
+                <w:rFonts w:ascii="Times New Roman" w:hAnsi="Times New Roman" w:cs="Times New Roman" w:eastAsia="Times New Roman"/>
+                <w:b w:val="0"/>
+                <w:i w:val="0"/>
+                <w:sz w:val="26"/>
+              </w:rPr>
+              <w:t>- GV đi từng bàn kiểm tra, hỗ trợ nhóm còn lúng túng.</w:t>
             </w:r>
           </w:p>
         </w:tc>
         <w:tc>
           <w:tcPr>
-            <w:tcW w:type="dxa" w:w="4537"/>
+            <w:tcW w:type="dxa" w:w="4796"/>
             <w:tcMar>
               <w:top w:w="80" w:type="dxa"/>
               <w:bottom w:w="80" w:type="dxa"/>
@@ -1022,42 +1181,172 @@
           </w:tcPr>
           <w:p>
             <w:pPr>
-              <w:spacing w:line="360" w:lineRule="auto" w:after="40"/>
+              <w:spacing w:line="276" w:lineRule="auto" w:after="40"/>
               <w:jc w:val="left"/>
             </w:pPr>
             <w:r/>
             <w:r>
               <w:rPr>
-                <w:rFonts w:ascii="Times New Roman" w:hAnsi="Times New Roman" w:eastAsia="Times New Roman"/>
-                <w:b w:val="0"/>
-                <w:i w:val="0"/>
-                <w:sz w:val="26"/>
-              </w:rPr>
-              <w:t>HS nhận biết tên gọi linh kiện.</w:t>
-            </w:r>
-          </w:p>
-          <w:p>
-            <w:pPr>
-              <w:spacing w:line="360" w:lineRule="auto" w:after="40"/>
+                <w:rFonts w:ascii="Times New Roman" w:hAnsi="Times New Roman" w:cs="Times New Roman" w:eastAsia="Times New Roman"/>
+                <w:b w:val="0"/>
+                <w:i w:val="0"/>
+                <w:sz w:val="26"/>
+              </w:rPr>
+              <w:t>HS gọi đúng tên các linh kiện cơ bản.</w:t>
+            </w:r>
+          </w:p>
+          <w:p>
+            <w:pPr>
+              <w:spacing w:line="276" w:lineRule="auto" w:after="40"/>
               <w:jc w:val="left"/>
             </w:pPr>
             <w:r>
               <w:rPr>
-                <w:rFonts w:ascii="Times New Roman" w:hAnsi="Times New Roman" w:eastAsia="Times New Roman"/>
-                <w:b w:val="0"/>
-                <w:i w:val="0"/>
-                <w:sz w:val="26"/>
-              </w:rPr>
-              <w:t>HS nắm được quy trình lắp ráp.</w:t>
+                <w:rFonts w:ascii="Times New Roman" w:hAnsi="Times New Roman" w:cs="Times New Roman" w:eastAsia="Times New Roman"/>
+                <w:b w:val="0"/>
+                <w:i w:val="0"/>
+                <w:sz w:val="26"/>
+              </w:rPr>
+              <w:t>Chuẩn bị đầy đủ linh kiện lắp ráp.</w:t>
             </w:r>
           </w:p>
         </w:tc>
       </w:tr>
+    </w:tbl>
+    <w:p>
+      <w:pPr>
+        <w:spacing w:line="276" w:lineRule="auto" w:after="60" w:before="0"/>
+        <w:jc w:val="both"/>
+      </w:pPr>
+    </w:p>
+    <w:p>
+      <w:pPr>
+        <w:spacing w:line="276" w:lineRule="auto" w:after="60" w:before="0"/>
+        <w:ind w:firstLine="720"/>
+        <w:jc w:val="both"/>
+      </w:pPr>
+      <w:r>
+        <w:rPr>
+          <w:rFonts w:ascii="Times New Roman" w:hAnsi="Times New Roman" w:cs="Times New Roman" w:eastAsia="Times New Roman"/>
+          <w:b/>
+          <w:i w:val="0"/>
+          <w:sz w:val="26"/>
+        </w:rPr>
+        <w:t>3. Hoạt động 3. Luyện tập – Thực hành (12-15 phút)</w:t>
+      </w:r>
+    </w:p>
+    <w:p>
+      <w:pPr>
+        <w:spacing w:line="276" w:lineRule="auto" w:after="60" w:before="0"/>
+        <w:ind w:firstLine="720"/>
+        <w:jc w:val="both"/>
+      </w:pPr>
+      <w:r>
+        <w:rPr>
+          <w:rFonts w:ascii="Times New Roman" w:hAnsi="Times New Roman" w:cs="Times New Roman" w:eastAsia="Times New Roman"/>
+          <w:b/>
+          <w:i w:val="0"/>
+          <w:sz w:val="26"/>
+        </w:rPr>
+        <w:t xml:space="preserve">a) Mục tiêu: </w:t>
+      </w:r>
+      <w:r>
+        <w:rPr>
+          <w:rFonts w:ascii="Times New Roman" w:hAnsi="Times New Roman" w:cs="Times New Roman" w:eastAsia="Times New Roman"/>
+          <w:b w:val="0"/>
+          <w:i/>
+          <w:sz w:val="26"/>
+        </w:rPr>
+        <w:t>Lắp ráp và vận hành mô hình Ôn tập Đánh giá định kỳ 3 theo đúng quy trình.</w:t>
+      </w:r>
+    </w:p>
+    <w:p>
+      <w:pPr>
+        <w:spacing w:line="276" w:lineRule="auto" w:after="60" w:before="0"/>
+        <w:ind w:firstLine="720"/>
+        <w:jc w:val="both"/>
+      </w:pPr>
+      <w:r>
+        <w:rPr>
+          <w:rFonts w:ascii="Times New Roman" w:hAnsi="Times New Roman" w:cs="Times New Roman" w:eastAsia="Times New Roman"/>
+          <w:b/>
+          <w:i w:val="0"/>
+          <w:sz w:val="26"/>
+        </w:rPr>
+        <w:t xml:space="preserve">b) Nội dung: </w:t>
+      </w:r>
+      <w:r>
+        <w:rPr>
+          <w:rFonts w:ascii="Times New Roman" w:hAnsi="Times New Roman" w:cs="Times New Roman" w:eastAsia="Times New Roman"/>
+          <w:b w:val="0"/>
+          <w:i/>
+          <w:sz w:val="26"/>
+        </w:rPr>
+        <w:t>Tiến hành lắp ghép mô hình robot theo các bước hướng dẫn.</w:t>
+      </w:r>
+    </w:p>
+    <w:p>
+      <w:pPr>
+        <w:spacing w:line="276" w:lineRule="auto" w:after="60" w:before="0"/>
+        <w:ind w:firstLine="720"/>
+        <w:jc w:val="both"/>
+      </w:pPr>
+      <w:r>
+        <w:rPr>
+          <w:rFonts w:ascii="Times New Roman" w:hAnsi="Times New Roman" w:cs="Times New Roman" w:eastAsia="Times New Roman"/>
+          <w:b/>
+          <w:i w:val="0"/>
+          <w:sz w:val="26"/>
+        </w:rPr>
+        <w:t xml:space="preserve">c) Sản phẩm: </w:t>
+      </w:r>
+      <w:r>
+        <w:rPr>
+          <w:rFonts w:ascii="Times New Roman" w:hAnsi="Times New Roman" w:cs="Times New Roman" w:eastAsia="Times New Roman"/>
+          <w:b w:val="0"/>
+          <w:i/>
+          <w:sz w:val="26"/>
+        </w:rPr>
+        <w:t>Mô hình robot Ôn tập Đánh giá định kỳ 3 hoàn thiện, hoạt động đúng yêu cầu.</w:t>
+      </w:r>
+    </w:p>
+    <w:p>
+      <w:pPr>
+        <w:spacing w:line="276" w:lineRule="auto" w:after="60" w:before="0"/>
+        <w:ind w:firstLine="720"/>
+        <w:jc w:val="both"/>
+      </w:pPr>
+      <w:r>
+        <w:rPr>
+          <w:rFonts w:ascii="Times New Roman" w:hAnsi="Times New Roman" w:cs="Times New Roman" w:eastAsia="Times New Roman"/>
+          <w:b/>
+          <w:i w:val="0"/>
+          <w:sz w:val="26"/>
+        </w:rPr>
+        <w:t>d) Tổ chức thực hiện:</w:t>
+      </w:r>
+    </w:p>
+    <w:tbl>
+      <w:tblPr>
+        <w:tblW w:type="auto" w:w="0"/>
+        <w:tblLook w:firstColumn="1" w:firstRow="1" w:lastColumn="0" w:lastRow="0" w:noHBand="0" w:noVBand="1" w:val="04A0"/>
+        <w:tblBorders>
+          <w:top w:val="single" w:sz="4" w:space="0" w:color="000000"/>
+          <w:left w:val="single" w:sz="4" w:space="0" w:color="000000"/>
+          <w:bottom w:val="single" w:sz="4" w:space="0" w:color="000000"/>
+          <w:right w:val="single" w:sz="4" w:space="0" w:color="000000"/>
+          <w:insideH w:val="single" w:sz="4" w:space="0" w:color="000000"/>
+          <w:insideV w:val="single" w:sz="4" w:space="0" w:color="000000"/>
+        </w:tblBorders>
+      </w:tblPr>
+      <w:tblGrid>
+        <w:gridCol w:w="4796"/>
+        <w:gridCol w:w="4796"/>
+      </w:tblGrid>
       <w:tr>
         <w:tc>
           <w:tcPr>
-            <w:tcW w:type="dxa" w:w="4537"/>
-            <w:gridSpan w:val="2"/>
+            <w:tcW w:type="dxa" w:w="5102"/>
             <w:tcMar>
               <w:top w:w="80" w:type="dxa"/>
               <w:bottom w:w="80" w:type="dxa"/>
@@ -1067,41 +1356,24 @@
           </w:tcPr>
           <w:p>
             <w:pPr>
-              <w:spacing w:line="360" w:lineRule="auto" w:after="40"/>
-              <w:jc w:val="left"/>
+              <w:spacing w:line="276" w:lineRule="auto" w:after="40"/>
+              <w:jc w:val="center"/>
             </w:pPr>
             <w:r/>
             <w:r>
               <w:rPr>
-                <w:rFonts w:ascii="Times New Roman" w:hAnsi="Times New Roman" w:eastAsia="Times New Roman"/>
+                <w:rFonts w:ascii="Times New Roman" w:hAnsi="Times New Roman" w:cs="Times New Roman" w:eastAsia="Times New Roman"/>
                 <w:b/>
                 <w:i w:val="0"/>
                 <w:sz w:val="26"/>
               </w:rPr>
-              <w:t>3. HĐ LUYỆN TẬP-THỰC HÀNH (10 phút)</w:t>
-            </w:r>
-          </w:p>
-          <w:p>
-            <w:pPr>
-              <w:spacing w:line="360" w:lineRule="auto" w:after="40"/>
-              <w:jc w:val="left"/>
-            </w:pPr>
-            <w:r>
-              <w:rPr>
-                <w:rFonts w:ascii="Times New Roman" w:hAnsi="Times New Roman" w:eastAsia="Times New Roman"/>
-                <w:b/>
-                <w:i w:val="0"/>
-                <w:sz w:val="26"/>
-              </w:rPr>
-              <w:t>*Mục tiêu: Thực hành lắp ráp và vận hành chạy thử robot Ôn tập Đánh giá định kỳ 3.</w:t>
+              <w:t>HOẠT ĐỘNG CỦA GV – HS</w:t>
             </w:r>
           </w:p>
         </w:tc>
-      </w:tr>
-      <w:tr>
         <w:tc>
           <w:tcPr>
-            <w:tcW w:type="dxa" w:w="4537"/>
+            <w:tcW w:type="dxa" w:w="3969"/>
             <w:tcMar>
               <w:top w:w="80" w:type="dxa"/>
               <w:bottom w:w="80" w:type="dxa"/>
@@ -1111,99 +1383,26 @@
           </w:tcPr>
           <w:p>
             <w:pPr>
-              <w:spacing w:line="360" w:lineRule="auto" w:after="40"/>
-              <w:jc w:val="left"/>
+              <w:spacing w:line="276" w:lineRule="auto" w:after="40"/>
+              <w:jc w:val="center"/>
             </w:pPr>
             <w:r/>
             <w:r>
               <w:rPr>
-                <w:rFonts w:ascii="Times New Roman" w:hAnsi="Times New Roman" w:eastAsia="Times New Roman"/>
-                <w:b w:val="0"/>
-                <w:i w:val="0"/>
-                <w:sz w:val="26"/>
-              </w:rPr>
-              <w:t>GV: Giao nhiệm vụ lắp ráp theo nhóm.</w:t>
-            </w:r>
-          </w:p>
-          <w:p>
-            <w:pPr>
-              <w:spacing w:line="360" w:lineRule="auto" w:after="40"/>
-              <w:jc w:val="left"/>
-            </w:pPr>
-            <w:r>
-              <w:rPr>
-                <w:rFonts w:ascii="Times New Roman" w:hAnsi="Times New Roman" w:eastAsia="Times New Roman"/>
-                <w:b w:val="0"/>
-                <w:i w:val="0"/>
-                <w:sz w:val="26"/>
-              </w:rPr>
-              <w:t>- Quan sát, hỗ trợ nhóm gặp khó.</w:t>
-            </w:r>
-          </w:p>
-          <w:p>
-            <w:pPr>
-              <w:spacing w:line="360" w:lineRule="auto" w:after="40"/>
-              <w:jc w:val="left"/>
-            </w:pPr>
-            <w:r>
-              <w:rPr>
-                <w:rFonts w:ascii="Times New Roman" w:hAnsi="Times New Roman" w:eastAsia="Times New Roman"/>
-                <w:b w:val="0"/>
-                <w:i w:val="0"/>
-                <w:sz w:val="26"/>
-              </w:rPr>
-              <w:t>- Cho các nhóm bật nguồn chạy thử.</w:t>
-            </w:r>
-          </w:p>
-          <w:p>
-            <w:pPr>
-              <w:spacing w:line="360" w:lineRule="auto" w:after="40"/>
-              <w:jc w:val="left"/>
-            </w:pPr>
-            <w:r>
-              <w:rPr>
-                <w:rFonts w:ascii="Times New Roman" w:hAnsi="Times New Roman" w:eastAsia="Times New Roman"/>
-                <w:b w:val="0"/>
-                <w:i w:val="0"/>
-                <w:sz w:val="26"/>
-              </w:rPr>
-              <w:t>HS: Phân công nhiệm vụ trong nhóm.</w:t>
-            </w:r>
-          </w:p>
-          <w:p>
-            <w:pPr>
-              <w:spacing w:line="360" w:lineRule="auto" w:after="40"/>
-              <w:jc w:val="left"/>
-            </w:pPr>
-            <w:r>
-              <w:rPr>
-                <w:rFonts w:ascii="Times New Roman" w:hAnsi="Times New Roman" w:eastAsia="Times New Roman"/>
-                <w:b w:val="0"/>
-                <w:i w:val="0"/>
-                <w:sz w:val="26"/>
-              </w:rPr>
-              <w:t>- Lắp ráp cẩn thận theo sơ đồ.</w:t>
-            </w:r>
-          </w:p>
-          <w:p>
-            <w:pPr>
-              <w:spacing w:line="360" w:lineRule="auto" w:after="40"/>
-              <w:jc w:val="left"/>
-            </w:pPr>
-            <w:r>
-              <w:rPr>
-                <w:rFonts w:ascii="Times New Roman" w:hAnsi="Times New Roman" w:eastAsia="Times New Roman"/>
-                <w:b w:val="0"/>
-                <w:i w:val="0"/>
-                <w:sz w:val="26"/>
-              </w:rPr>
-              <w:t>- Bật robot chạy thử, quan sát.</w:t>
+                <w:rFonts w:ascii="Times New Roman" w:hAnsi="Times New Roman" w:cs="Times New Roman" w:eastAsia="Times New Roman"/>
+                <w:b/>
+                <w:i w:val="0"/>
+                <w:sz w:val="26"/>
+              </w:rPr>
+              <w:t>KẾT QUẢ CẦN ĐẠT</w:t>
             </w:r>
           </w:p>
         </w:tc>
+      </w:tr>
+      <w:tr>
         <w:tc>
           <w:tcPr>
-            <w:tcW w:type="dxa" w:w="4537"/>
+            <w:tcW w:type="dxa" w:w="4796"/>
             <w:tcMar>
               <w:top w:w="80" w:type="dxa"/>
               <w:bottom w:w="80" w:type="dxa"/>
@@ -1213,42 +1412,69 @@
           </w:tcPr>
           <w:p>
             <w:pPr>
-              <w:spacing w:line="360" w:lineRule="auto" w:after="40"/>
+              <w:spacing w:line="276" w:lineRule="auto" w:after="40"/>
               <w:jc w:val="left"/>
             </w:pPr>
             <w:r/>
             <w:r>
               <w:rPr>
-                <w:rFonts w:ascii="Times New Roman" w:hAnsi="Times New Roman" w:eastAsia="Times New Roman"/>
-                <w:b w:val="0"/>
-                <w:i w:val="0"/>
-                <w:sz w:val="26"/>
-              </w:rPr>
-              <w:t>Mô hình robot hoàn thiện.</w:t>
-            </w:r>
-          </w:p>
-          <w:p>
-            <w:pPr>
-              <w:spacing w:line="360" w:lineRule="auto" w:after="40"/>
+                <w:rFonts w:ascii="Times New Roman" w:hAnsi="Times New Roman" w:cs="Times New Roman" w:eastAsia="Times New Roman"/>
+                <w:b w:val="0"/>
+                <w:i w:val="0"/>
+                <w:sz w:val="26"/>
+              </w:rPr>
+              <w:t>- GV nêu yêu cầu thực hành và lưu ý an toàn khi lắp ráp.</w:t>
+            </w:r>
+          </w:p>
+          <w:p>
+            <w:pPr>
+              <w:spacing w:line="276" w:lineRule="auto" w:after="40"/>
               <w:jc w:val="left"/>
             </w:pPr>
             <w:r>
               <w:rPr>
-                <w:rFonts w:ascii="Times New Roman" w:hAnsi="Times New Roman" w:eastAsia="Times New Roman"/>
-                <w:b w:val="0"/>
-                <w:i w:val="0"/>
-                <w:sz w:val="26"/>
-              </w:rPr>
-              <w:t>Robot hoạt động đúng yêu cầu.</w:t>
+                <w:rFonts w:ascii="Times New Roman" w:hAnsi="Times New Roman" w:cs="Times New Roman" w:eastAsia="Times New Roman"/>
+                <w:b w:val="0"/>
+                <w:i w:val="0"/>
+                <w:sz w:val="26"/>
+              </w:rPr>
+              <w:t>- HS phân công nhiệm vụ: bạn xem sơ đồ, bạn lắp khung, bạn thử pin.</w:t>
+            </w:r>
+          </w:p>
+          <w:p>
+            <w:pPr>
+              <w:spacing w:line="276" w:lineRule="auto" w:after="40"/>
+              <w:jc w:val="left"/>
+            </w:pPr>
+            <w:r>
+              <w:rPr>
+                <w:rFonts w:ascii="Times New Roman" w:hAnsi="Times New Roman" w:cs="Times New Roman" w:eastAsia="Times New Roman"/>
+                <w:b w:val="0"/>
+                <w:i w:val="0"/>
+                <w:sz w:val="26"/>
+              </w:rPr>
+              <w:t>- Các nhóm hoàn thiện mô hình robot và bật công tắc chạy thử.</w:t>
+            </w:r>
+          </w:p>
+          <w:p>
+            <w:pPr>
+              <w:spacing w:line="276" w:lineRule="auto" w:after="40"/>
+              <w:jc w:val="left"/>
+            </w:pPr>
+            <w:r>
+              <w:rPr>
+                <w:rFonts w:ascii="Times New Roman" w:hAnsi="Times New Roman" w:cs="Times New Roman" w:eastAsia="Times New Roman"/>
+                <w:b w:val="0"/>
+                <w:i w:val="0"/>
+                <w:sz w:val="26"/>
+              </w:rPr>
+              <w:t>- GV quan sát, khích lệ và chấm điểm thi đua giữa các nhóm.</w:t>
             </w:r>
           </w:p>
         </w:tc>
-      </w:tr>
-      <w:tr>
         <w:tc>
           <w:tcPr>
-            <w:tcW w:type="dxa" w:w="4537"/>
-            <w:gridSpan w:val="2"/>
+            <w:tcW w:type="dxa" w:w="4796"/>
             <w:tcMar>
               <w:top w:w="80" w:type="dxa"/>
               <w:bottom w:w="80" w:type="dxa"/>
@@ -1258,26 +1484,172 @@
           </w:tcPr>
           <w:p>
             <w:pPr>
-              <w:spacing w:line="360" w:lineRule="auto" w:after="40"/>
+              <w:spacing w:line="276" w:lineRule="auto" w:after="40"/>
               <w:jc w:val="left"/>
             </w:pPr>
             <w:r/>
             <w:r>
               <w:rPr>
-                <w:rFonts w:ascii="Times New Roman" w:hAnsi="Times New Roman" w:eastAsia="Times New Roman"/>
-                <w:b/>
-                <w:i w:val="0"/>
-                <w:sz w:val="26"/>
-              </w:rPr>
-              <w:t>4. HOẠT ĐỘNG VẬN DỤNG, TRẢI NGHIỆM (5 phút)</w:t>
+                <w:rFonts w:ascii="Times New Roman" w:hAnsi="Times New Roman" w:cs="Times New Roman" w:eastAsia="Times New Roman"/>
+                <w:b w:val="0"/>
+                <w:i w:val="0"/>
+                <w:sz w:val="26"/>
+              </w:rPr>
+              <w:t>Mô hình robot hoàn thành chắc chắn.</w:t>
+            </w:r>
+          </w:p>
+          <w:p>
+            <w:pPr>
+              <w:spacing w:line="276" w:lineRule="auto" w:after="40"/>
+              <w:jc w:val="left"/>
+            </w:pPr>
+            <w:r>
+              <w:rPr>
+                <w:rFonts w:ascii="Times New Roman" w:hAnsi="Times New Roman" w:cs="Times New Roman" w:eastAsia="Times New Roman"/>
+                <w:b w:val="0"/>
+                <w:i w:val="0"/>
+                <w:sz w:val="26"/>
+              </w:rPr>
+              <w:t>Robot hoạt động trơn tru, chính xác.</w:t>
             </w:r>
           </w:p>
         </w:tc>
       </w:tr>
+    </w:tbl>
+    <w:p>
+      <w:pPr>
+        <w:spacing w:line="276" w:lineRule="auto" w:after="60" w:before="0"/>
+        <w:jc w:val="both"/>
+      </w:pPr>
+    </w:p>
+    <w:p>
+      <w:pPr>
+        <w:spacing w:line="276" w:lineRule="auto" w:after="60" w:before="0"/>
+        <w:ind w:firstLine="720"/>
+        <w:jc w:val="both"/>
+      </w:pPr>
+      <w:r>
+        <w:rPr>
+          <w:rFonts w:ascii="Times New Roman" w:hAnsi="Times New Roman" w:cs="Times New Roman" w:eastAsia="Times New Roman"/>
+          <w:b/>
+          <w:i w:val="0"/>
+          <w:sz w:val="26"/>
+        </w:rPr>
+        <w:t>4. Hoạt động 4. Vận dụng – Sáng tạo (5-8 phút)</w:t>
+      </w:r>
+    </w:p>
+    <w:p>
+      <w:pPr>
+        <w:spacing w:line="276" w:lineRule="auto" w:after="60" w:before="0"/>
+        <w:ind w:firstLine="720"/>
+        <w:jc w:val="both"/>
+      </w:pPr>
+      <w:r>
+        <w:rPr>
+          <w:rFonts w:ascii="Times New Roman" w:hAnsi="Times New Roman" w:cs="Times New Roman" w:eastAsia="Times New Roman"/>
+          <w:b/>
+          <w:i w:val="0"/>
+          <w:sz w:val="26"/>
+        </w:rPr>
+        <w:t xml:space="preserve">a) Mục tiêu: </w:t>
+      </w:r>
+      <w:r>
+        <w:rPr>
+          <w:rFonts w:ascii="Times New Roman" w:hAnsi="Times New Roman" w:cs="Times New Roman" w:eastAsia="Times New Roman"/>
+          <w:b w:val="0"/>
+          <w:i/>
+          <w:sz w:val="26"/>
+        </w:rPr>
+        <w:t>Rút ra bài học thực tiễn, sáng tạo mở rộng và thu dọn đồ dùng.</w:t>
+      </w:r>
+    </w:p>
+    <w:p>
+      <w:pPr>
+        <w:spacing w:line="276" w:lineRule="auto" w:after="60" w:before="0"/>
+        <w:ind w:firstLine="720"/>
+        <w:jc w:val="both"/>
+      </w:pPr>
+      <w:r>
+        <w:rPr>
+          <w:rFonts w:ascii="Times New Roman" w:hAnsi="Times New Roman" w:cs="Times New Roman" w:eastAsia="Times New Roman"/>
+          <w:b/>
+          <w:i w:val="0"/>
+          <w:sz w:val="26"/>
+        </w:rPr>
+        <w:t xml:space="preserve">b) Nội dung: </w:t>
+      </w:r>
+      <w:r>
+        <w:rPr>
+          <w:rFonts w:ascii="Times New Roman" w:hAnsi="Times New Roman" w:cs="Times New Roman" w:eastAsia="Times New Roman"/>
+          <w:b w:val="0"/>
+          <w:i/>
+          <w:sz w:val="26"/>
+        </w:rPr>
+        <w:t>Chia sẻ cảm nhận, nêu ý tưởng cải tiến và dọn dẹp vệ sinh.</w:t>
+      </w:r>
+    </w:p>
+    <w:p>
+      <w:pPr>
+        <w:spacing w:line="276" w:lineRule="auto" w:after="60" w:before="0"/>
+        <w:ind w:firstLine="720"/>
+        <w:jc w:val="both"/>
+      </w:pPr>
+      <w:r>
+        <w:rPr>
+          <w:rFonts w:ascii="Times New Roman" w:hAnsi="Times New Roman" w:cs="Times New Roman" w:eastAsia="Times New Roman"/>
+          <w:b/>
+          <w:i w:val="0"/>
+          <w:sz w:val="26"/>
+        </w:rPr>
+        <w:t xml:space="preserve">c) Sản phẩm: </w:t>
+      </w:r>
+      <w:r>
+        <w:rPr>
+          <w:rFonts w:ascii="Times New Roman" w:hAnsi="Times New Roman" w:cs="Times New Roman" w:eastAsia="Times New Roman"/>
+          <w:b w:val="0"/>
+          <w:i/>
+          <w:sz w:val="26"/>
+        </w:rPr>
+        <w:t>Ý tưởng sáng tạo mới và bộ Kit được thu dọn gọn gàng.</w:t>
+      </w:r>
+    </w:p>
+    <w:p>
+      <w:pPr>
+        <w:spacing w:line="276" w:lineRule="auto" w:after="60" w:before="0"/>
+        <w:ind w:firstLine="720"/>
+        <w:jc w:val="both"/>
+      </w:pPr>
+      <w:r>
+        <w:rPr>
+          <w:rFonts w:ascii="Times New Roman" w:hAnsi="Times New Roman" w:cs="Times New Roman" w:eastAsia="Times New Roman"/>
+          <w:b/>
+          <w:i w:val="0"/>
+          <w:sz w:val="26"/>
+        </w:rPr>
+        <w:t>d) Tổ chức thực hiện:</w:t>
+      </w:r>
+    </w:p>
+    <w:tbl>
+      <w:tblPr>
+        <w:tblW w:type="auto" w:w="0"/>
+        <w:tblLook w:firstColumn="1" w:firstRow="1" w:lastColumn="0" w:lastRow="0" w:noHBand="0" w:noVBand="1" w:val="04A0"/>
+        <w:tblBorders>
+          <w:top w:val="single" w:sz="4" w:space="0" w:color="000000"/>
+          <w:left w:val="single" w:sz="4" w:space="0" w:color="000000"/>
+          <w:bottom w:val="single" w:sz="4" w:space="0" w:color="000000"/>
+          <w:right w:val="single" w:sz="4" w:space="0" w:color="000000"/>
+          <w:insideH w:val="single" w:sz="4" w:space="0" w:color="000000"/>
+          <w:insideV w:val="single" w:sz="4" w:space="0" w:color="000000"/>
+        </w:tblBorders>
+      </w:tblPr>
+      <w:tblGrid>
+        <w:gridCol w:w="4796"/>
+        <w:gridCol w:w="4796"/>
+      </w:tblGrid>
       <w:tr>
         <w:tc>
           <w:tcPr>
-            <w:tcW w:type="dxa" w:w="4537"/>
+            <w:tcW w:type="dxa" w:w="5102"/>
             <w:tcMar>
               <w:top w:w="80" w:type="dxa"/>
               <w:bottom w:w="80" w:type="dxa"/>
@@ -1287,99 +1659,24 @@
           </w:tcPr>
           <w:p>
             <w:pPr>
-              <w:spacing w:line="360" w:lineRule="auto" w:after="40"/>
-              <w:jc w:val="left"/>
+              <w:spacing w:line="276" w:lineRule="auto" w:after="40"/>
+              <w:jc w:val="center"/>
             </w:pPr>
             <w:r/>
             <w:r>
               <w:rPr>
-                <w:rFonts w:ascii="Times New Roman" w:hAnsi="Times New Roman" w:eastAsia="Times New Roman"/>
-                <w:b w:val="0"/>
-                <w:i w:val="0"/>
-                <w:sz w:val="26"/>
-              </w:rPr>
-              <w:t>GV: Đặt câu hỏi cải tiến tính năng robot.</w:t>
-            </w:r>
-          </w:p>
-          <w:p>
-            <w:pPr>
-              <w:spacing w:line="360" w:lineRule="auto" w:after="40"/>
-              <w:jc w:val="left"/>
-            </w:pPr>
-            <w:r>
-              <w:rPr>
-                <w:rFonts w:ascii="Times New Roman" w:hAnsi="Times New Roman" w:eastAsia="Times New Roman"/>
-                <w:b w:val="0"/>
-                <w:i w:val="0"/>
-                <w:sz w:val="26"/>
-              </w:rPr>
-              <w:t>- Hướng dẫn tháo dỡ và kiểm kê linh kiện.</w:t>
-            </w:r>
-          </w:p>
-          <w:p>
-            <w:pPr>
-              <w:spacing w:line="360" w:lineRule="auto" w:after="40"/>
-              <w:jc w:val="left"/>
-            </w:pPr>
-            <w:r>
-              <w:rPr>
-                <w:rFonts w:ascii="Times New Roman" w:hAnsi="Times New Roman" w:eastAsia="Times New Roman"/>
-                <w:b w:val="0"/>
-                <w:i w:val="0"/>
-                <w:sz w:val="26"/>
-              </w:rPr>
-              <w:t>- Nhận xét tiết học, dặn dò bài sau.</w:t>
-            </w:r>
-          </w:p>
-          <w:p>
-            <w:pPr>
-              <w:spacing w:line="360" w:lineRule="auto" w:after="40"/>
-              <w:jc w:val="left"/>
-            </w:pPr>
-            <w:r>
-              <w:rPr>
-                <w:rFonts w:ascii="Times New Roman" w:hAnsi="Times New Roman" w:eastAsia="Times New Roman"/>
-                <w:b w:val="0"/>
-                <w:i w:val="0"/>
-                <w:sz w:val="26"/>
-              </w:rPr>
-              <w:t>HS: Suy nghĩ ý tưởng nâng cấp.</w:t>
-            </w:r>
-          </w:p>
-          <w:p>
-            <w:pPr>
-              <w:spacing w:line="360" w:lineRule="auto" w:after="40"/>
-              <w:jc w:val="left"/>
-            </w:pPr>
-            <w:r>
-              <w:rPr>
-                <w:rFonts w:ascii="Times New Roman" w:hAnsi="Times New Roman" w:eastAsia="Times New Roman"/>
-                <w:b w:val="0"/>
-                <w:i w:val="0"/>
-                <w:sz w:val="26"/>
-              </w:rPr>
-              <w:t>- Tháo robot, xếp linh kiện vào hộp.</w:t>
-            </w:r>
-          </w:p>
-          <w:p>
-            <w:pPr>
-              <w:spacing w:line="360" w:lineRule="auto" w:after="40"/>
-              <w:jc w:val="left"/>
-            </w:pPr>
-            <w:r>
-              <w:rPr>
-                <w:rFonts w:ascii="Times New Roman" w:hAnsi="Times New Roman" w:eastAsia="Times New Roman"/>
-                <w:b w:val="0"/>
-                <w:i w:val="0"/>
-                <w:sz w:val="26"/>
-              </w:rPr>
-              <w:t>- Đóng hộp Kit, cất gọn gàng.</w:t>
+                <w:rFonts w:ascii="Times New Roman" w:hAnsi="Times New Roman" w:cs="Times New Roman" w:eastAsia="Times New Roman"/>
+                <w:b/>
+                <w:i w:val="0"/>
+                <w:sz w:val="26"/>
+              </w:rPr>
+              <w:t>HOẠT ĐỘNG CỦA GV – HS</w:t>
             </w:r>
           </w:p>
         </w:tc>
         <w:tc>
           <w:tcPr>
-            <w:tcW w:type="dxa" w:w="4537"/>
+            <w:tcW w:type="dxa" w:w="3969"/>
             <w:tcMar>
               <w:top w:w="80" w:type="dxa"/>
               <w:bottom w:w="80" w:type="dxa"/>
@@ -1389,33 +1686,134 @@
           </w:tcPr>
           <w:p>
             <w:pPr>
-              <w:spacing w:line="360" w:lineRule="auto" w:after="40"/>
+              <w:spacing w:line="276" w:lineRule="auto" w:after="40"/>
+              <w:jc w:val="center"/>
+            </w:pPr>
+            <w:r/>
+            <w:r>
+              <w:rPr>
+                <w:rFonts w:ascii="Times New Roman" w:hAnsi="Times New Roman" w:cs="Times New Roman" w:eastAsia="Times New Roman"/>
+                <w:b/>
+                <w:i w:val="0"/>
+                <w:sz w:val="26"/>
+              </w:rPr>
+              <w:t>KẾT QUẢ CẦN ĐẠT</w:t>
+            </w:r>
+          </w:p>
+        </w:tc>
+      </w:tr>
+      <w:tr>
+        <w:tc>
+          <w:tcPr>
+            <w:tcW w:type="dxa" w:w="4796"/>
+            <w:tcMar>
+              <w:top w:w="80" w:type="dxa"/>
+              <w:bottom w:w="80" w:type="dxa"/>
+              <w:left w:w="120" w:type="dxa"/>
+              <w:right w:w="120" w:type="dxa"/>
+            </w:tcMar>
+          </w:tcPr>
+          <w:p>
+            <w:pPr>
+              <w:spacing w:line="276" w:lineRule="auto" w:after="40"/>
               <w:jc w:val="left"/>
             </w:pPr>
             <w:r/>
             <w:r>
               <w:rPr>
-                <w:rFonts w:ascii="Times New Roman" w:hAnsi="Times New Roman" w:eastAsia="Times New Roman"/>
-                <w:b w:val="0"/>
-                <w:i w:val="0"/>
-                <w:sz w:val="26"/>
-              </w:rPr>
-              <w:t>HS đề xuất ý tưởng cải tiến.</w:t>
-            </w:r>
-          </w:p>
-          <w:p>
-            <w:pPr>
-              <w:spacing w:line="360" w:lineRule="auto" w:after="40"/>
+                <w:rFonts w:ascii="Times New Roman" w:hAnsi="Times New Roman" w:cs="Times New Roman" w:eastAsia="Times New Roman"/>
+                <w:b w:val="0"/>
+                <w:i w:val="0"/>
+                <w:sz w:val="26"/>
+              </w:rPr>
+              <w:t>- GV đặt câu hỏi: "Em có thể gắn thêm chi tiết gì để bạn robot đẹp hơn?"</w:t>
+            </w:r>
+          </w:p>
+          <w:p>
+            <w:pPr>
+              <w:spacing w:line="276" w:lineRule="auto" w:after="40"/>
               <w:jc w:val="left"/>
             </w:pPr>
             <w:r>
               <w:rPr>
-                <w:rFonts w:ascii="Times New Roman" w:hAnsi="Times New Roman" w:eastAsia="Times New Roman"/>
-                <w:b w:val="0"/>
-                <w:i w:val="0"/>
-                <w:sz w:val="26"/>
-              </w:rPr>
-              <w:t>Bộ Kit được sắp xếp ngăn nắp.</w:t>
+                <w:rFonts w:ascii="Times New Roman" w:hAnsi="Times New Roman" w:cs="Times New Roman" w:eastAsia="Times New Roman"/>
+                <w:b w:val="0"/>
+                <w:i w:val="0"/>
+                <w:sz w:val="26"/>
+              </w:rPr>
+              <w:t>- Đại diện 1-2 nhóm giơ robot lên giới thiệu và biểu diễn trước lớp.</w:t>
+            </w:r>
+          </w:p>
+          <w:p>
+            <w:pPr>
+              <w:spacing w:line="276" w:lineRule="auto" w:after="40"/>
+              <w:jc w:val="left"/>
+            </w:pPr>
+            <w:r>
+              <w:rPr>
+                <w:rFonts w:ascii="Times New Roman" w:hAnsi="Times New Roman" w:cs="Times New Roman" w:eastAsia="Times New Roman"/>
+                <w:b w:val="0"/>
+                <w:i w:val="0"/>
+                <w:sz w:val="26"/>
+              </w:rPr>
+              <w:t>- GV tổng kết tiết học, dặn dò HS cẩn thận tháo dỡ hoặc bảo quản mô hình.</w:t>
+            </w:r>
+          </w:p>
+          <w:p>
+            <w:pPr>
+              <w:spacing w:line="276" w:lineRule="auto" w:after="40"/>
+              <w:jc w:val="left"/>
+            </w:pPr>
+            <w:r>
+              <w:rPr>
+                <w:rFonts w:ascii="Times New Roman" w:hAnsi="Times New Roman" w:cs="Times New Roman" w:eastAsia="Times New Roman"/>
+                <w:b w:val="0"/>
+                <w:i w:val="0"/>
+                <w:sz w:val="26"/>
+              </w:rPr>
+              <w:t>- HS thu gom linh kiện vào đúng ngăn trong hộp Kit, xếp ghế ngay ngắn.</w:t>
+            </w:r>
+          </w:p>
+        </w:tc>
+        <w:tc>
+          <w:tcPr>
+            <w:tcW w:type="dxa" w:w="4796"/>
+            <w:tcMar>
+              <w:top w:w="80" w:type="dxa"/>
+              <w:bottom w:w="80" w:type="dxa"/>
+              <w:left w:w="120" w:type="dxa"/>
+              <w:right w:w="120" w:type="dxa"/>
+            </w:tcMar>
+          </w:tcPr>
+          <w:p>
+            <w:pPr>
+              <w:spacing w:line="276" w:lineRule="auto" w:after="40"/>
+              <w:jc w:val="left"/>
+            </w:pPr>
+            <w:r/>
+            <w:r>
+              <w:rPr>
+                <w:rFonts w:ascii="Times New Roman" w:hAnsi="Times New Roman" w:cs="Times New Roman" w:eastAsia="Times New Roman"/>
+                <w:b w:val="0"/>
+                <w:i w:val="0"/>
+                <w:sz w:val="26"/>
+              </w:rPr>
+              <w:t>HS tự tin chia sẻ ý tưởng trước lớp.</w:t>
+            </w:r>
+          </w:p>
+          <w:p>
+            <w:pPr>
+              <w:spacing w:line="276" w:lineRule="auto" w:after="40"/>
+              <w:jc w:val="left"/>
+            </w:pPr>
+            <w:r>
+              <w:rPr>
+                <w:rFonts w:ascii="Times New Roman" w:hAnsi="Times New Roman" w:cs="Times New Roman" w:eastAsia="Times New Roman"/>
+                <w:b w:val="0"/>
+                <w:i w:val="0"/>
+                <w:sz w:val="26"/>
+              </w:rPr>
+              <w:t>Hộp đồ dùng ngăn nắp, phòng học sạch sẽ.</w:t>
             </w:r>
           </w:p>
         </w:tc>
@@ -1423,58 +1821,59 @@
     </w:tbl>
     <w:p>
       <w:pPr>
-        <w:spacing w:line="360" w:lineRule="auto" w:after="60" w:before="0"/>
-        <w:jc w:val="both"/>
-      </w:pPr>
-    </w:p>
-    <w:p>
-      <w:pPr>
-        <w:spacing w:line="360" w:lineRule="auto" w:after="60" w:before="0"/>
-        <w:jc w:val="center"/>
-      </w:pPr>
-      <w:r>
-        <w:rPr>
-          <w:rFonts w:ascii="Times New Roman" w:hAnsi="Times New Roman" w:eastAsia="Times New Roman"/>
+        <w:spacing w:line="276" w:lineRule="auto" w:after="60" w:before="0"/>
+        <w:jc w:val="both"/>
+      </w:pPr>
+    </w:p>
+    <w:p>
+      <w:pPr>
+        <w:spacing w:line="276" w:lineRule="auto" w:after="60" w:before="0"/>
+        <w:ind w:firstLine="0"/>
+        <w:jc w:val="both"/>
+      </w:pPr>
+      <w:r>
+        <w:rPr>
+          <w:rFonts w:ascii="Times New Roman" w:hAnsi="Times New Roman" w:cs="Times New Roman" w:eastAsia="Times New Roman"/>
           <w:b/>
           <w:i w:val="0"/>
           <w:sz w:val="26"/>
         </w:rPr>
-        <w:t>V. ĐIỀU CHỈNH - BỔ SUNG SAU TIẾT DẠY :</w:t>
-      </w:r>
-    </w:p>
-    <w:p>
-      <w:pPr>
-        <w:spacing w:line="360" w:lineRule="auto" w:after="60" w:before="0"/>
-        <w:jc w:val="center"/>
-      </w:pPr>
-      <w:r>
-        <w:rPr>
-          <w:rFonts w:ascii="Times New Roman" w:hAnsi="Times New Roman" w:eastAsia="Times New Roman"/>
-          <w:b/>
-          <w:i/>
-          <w:sz w:val="26"/>
-        </w:rPr>
-        <w:t>(GV ghi những nội dung mà mình đã bổ sung ngoài KHBD đã lên...)</w:t>
-      </w:r>
-    </w:p>
-    <w:p>
-      <w:pPr>
-        <w:spacing w:line="360" w:lineRule="auto" w:after="60" w:before="0"/>
-        <w:jc w:val="both"/>
-      </w:pPr>
-      <w:r>
-        <w:rPr>
-          <w:rFonts w:ascii="Times New Roman" w:hAnsi="Times New Roman" w:eastAsia="Times New Roman"/>
+        <w:t>RÚT KINH NGHIỆM SAU BÀI DẠY:</w:t>
+      </w:r>
+    </w:p>
+    <w:p>
+      <w:pPr>
+        <w:spacing w:line="276" w:lineRule="auto" w:after="60" w:before="0"/>
+        <w:jc w:val="both"/>
+      </w:pPr>
+      <w:r>
+        <w:rPr>
+          <w:rFonts w:ascii="Times New Roman" w:hAnsi="Times New Roman" w:cs="Times New Roman" w:eastAsia="Times New Roman"/>
           <w:b w:val="0"/>
           <w:i w:val="0"/>
           <w:sz w:val="26"/>
         </w:rPr>
-        <w:t>.........................................................................................................................</w:t>
-      </w:r>
-    </w:p>
-    <w:p>
-      <w:pPr>
-        <w:spacing w:line="360" w:lineRule="auto" w:after="60" w:before="0"/>
+        <w:t>...........................................................................................................................</w:t>
+      </w:r>
+    </w:p>
+    <w:p>
+      <w:pPr>
+        <w:spacing w:line="276" w:lineRule="auto" w:after="60" w:before="0"/>
+        <w:jc w:val="both"/>
+      </w:pPr>
+      <w:r>
+        <w:rPr>
+          <w:rFonts w:ascii="Times New Roman" w:hAnsi="Times New Roman" w:cs="Times New Roman" w:eastAsia="Times New Roman"/>
+          <w:b w:val="0"/>
+          <w:i w:val="0"/>
+          <w:sz w:val="26"/>
+        </w:rPr>
+        <w:t>...........................................................................................................................</w:t>
+      </w:r>
+    </w:p>
+    <w:p>
+      <w:pPr>
+        <w:spacing w:line="276" w:lineRule="auto" w:after="60" w:before="0"/>
         <w:jc w:val="both"/>
       </w:pPr>
     </w:p>
@@ -1492,14 +1891,14 @@
         </w:tblBorders>
       </w:tblPr>
       <w:tblGrid>
-        <w:gridCol w:w="3025"/>
-        <w:gridCol w:w="3025"/>
-        <w:gridCol w:w="3025"/>
+        <w:gridCol w:w="3198"/>
+        <w:gridCol w:w="3198"/>
+        <w:gridCol w:w="3198"/>
       </w:tblGrid>
       <w:tr>
         <w:tc>
           <w:tcPr>
-            <w:tcW w:type="dxa" w:w="3025"/>
+            <w:tcW w:type="dxa" w:w="3198"/>
             <w:tcMar>
               <w:top w:w="80" w:type="dxa"/>
               <w:bottom w:w="80" w:type="dxa"/>
@@ -1509,13 +1908,13 @@
           </w:tcPr>
           <w:p>
             <w:pPr>
-              <w:spacing w:line="360" w:lineRule="auto" w:after="40"/>
+              <w:spacing w:line="276" w:lineRule="auto" w:after="40"/>
               <w:jc w:val="center"/>
             </w:pPr>
             <w:r/>
             <w:r>
               <w:rPr>
-                <w:rFonts w:ascii="Times New Roman" w:hAnsi="Times New Roman" w:eastAsia="Times New Roman"/>
+                <w:rFonts w:ascii="Times New Roman" w:hAnsi="Times New Roman" w:cs="Times New Roman" w:eastAsia="Times New Roman"/>
                 <w:b/>
                 <w:i w:val="0"/>
                 <w:sz w:val="26"/>
@@ -1526,7 +1925,7 @@
         </w:tc>
         <w:tc>
           <w:tcPr>
-            <w:tcW w:type="dxa" w:w="3025"/>
+            <w:tcW w:type="dxa" w:w="3198"/>
             <w:tcMar>
               <w:top w:w="80" w:type="dxa"/>
               <w:bottom w:w="80" w:type="dxa"/>
@@ -1536,13 +1935,13 @@
           </w:tcPr>
           <w:p>
             <w:pPr>
-              <w:spacing w:line="360" w:lineRule="auto" w:after="40"/>
+              <w:spacing w:line="276" w:lineRule="auto" w:after="40"/>
               <w:jc w:val="center"/>
             </w:pPr>
             <w:r/>
             <w:r>
               <w:rPr>
-                <w:rFonts w:ascii="Times New Roman" w:hAnsi="Times New Roman" w:eastAsia="Times New Roman"/>
+                <w:rFonts w:ascii="Times New Roman" w:hAnsi="Times New Roman" w:cs="Times New Roman" w:eastAsia="Times New Roman"/>
                 <w:b/>
                 <w:i w:val="0"/>
                 <w:sz w:val="26"/>
@@ -1553,7 +1952,7 @@
         </w:tc>
         <w:tc>
           <w:tcPr>
-            <w:tcW w:type="dxa" w:w="3025"/>
+            <w:tcW w:type="dxa" w:w="3198"/>
             <w:tcMar>
               <w:top w:w="80" w:type="dxa"/>
               <w:bottom w:w="80" w:type="dxa"/>
@@ -1563,13 +1962,13 @@
           </w:tcPr>
           <w:p>
             <w:pPr>
-              <w:spacing w:line="360" w:lineRule="auto" w:after="40"/>
+              <w:spacing w:line="276" w:lineRule="auto" w:after="40"/>
               <w:jc w:val="center"/>
             </w:pPr>
             <w:r/>
             <w:r>
               <w:rPr>
-                <w:rFonts w:ascii="Times New Roman" w:hAnsi="Times New Roman" w:eastAsia="Times New Roman"/>
+                <w:rFonts w:ascii="Times New Roman" w:hAnsi="Times New Roman" w:cs="Times New Roman" w:eastAsia="Times New Roman"/>
                 <w:b/>
                 <w:i w:val="0"/>
                 <w:sz w:val="26"/>
@@ -1582,7 +1981,7 @@
       <w:tr>
         <w:tc>
           <w:tcPr>
-            <w:tcW w:type="dxa" w:w="3025"/>
+            <w:tcW w:type="dxa" w:w="3198"/>
             <w:tcMar>
               <w:top w:w="80" w:type="dxa"/>
               <w:bottom w:w="80" w:type="dxa"/>
@@ -1592,13 +1991,13 @@
           </w:tcPr>
           <w:p>
             <w:pPr>
-              <w:spacing w:line="360" w:lineRule="auto" w:after="40"/>
+              <w:spacing w:line="276" w:lineRule="auto" w:after="40"/>
               <w:jc w:val="center"/>
             </w:pPr>
             <w:r/>
             <w:r>
               <w:rPr>
-                <w:rFonts w:ascii="Times New Roman" w:hAnsi="Times New Roman" w:eastAsia="Times New Roman"/>
+                <w:rFonts w:ascii="Times New Roman" w:hAnsi="Times New Roman" w:cs="Times New Roman" w:eastAsia="Times New Roman"/>
                 <w:b w:val="0"/>
                 <w:i/>
                 <w:sz w:val="26"/>
@@ -1609,7 +2008,7 @@
         </w:tc>
         <w:tc>
           <w:tcPr>
-            <w:tcW w:type="dxa" w:w="3025"/>
+            <w:tcW w:type="dxa" w:w="3198"/>
             <w:tcMar>
               <w:top w:w="80" w:type="dxa"/>
               <w:bottom w:w="80" w:type="dxa"/>
@@ -1619,13 +2018,13 @@
           </w:tcPr>
           <w:p>
             <w:pPr>
-              <w:spacing w:line="360" w:lineRule="auto" w:after="40"/>
+              <w:spacing w:line="276" w:lineRule="auto" w:after="40"/>
               <w:jc w:val="center"/>
             </w:pPr>
             <w:r/>
             <w:r>
               <w:rPr>
-                <w:rFonts w:ascii="Times New Roman" w:hAnsi="Times New Roman" w:eastAsia="Times New Roman"/>
+                <w:rFonts w:ascii="Times New Roman" w:hAnsi="Times New Roman" w:cs="Times New Roman" w:eastAsia="Times New Roman"/>
                 <w:b w:val="0"/>
                 <w:i/>
                 <w:sz w:val="26"/>
@@ -1636,7 +2035,7 @@
         </w:tc>
         <w:tc>
           <w:tcPr>
-            <w:tcW w:type="dxa" w:w="3025"/>
+            <w:tcW w:type="dxa" w:w="3198"/>
             <w:tcMar>
               <w:top w:w="80" w:type="dxa"/>
               <w:bottom w:w="80" w:type="dxa"/>
@@ -1646,13 +2045,13 @@
           </w:tcPr>
           <w:p>
             <w:pPr>
-              <w:spacing w:line="360" w:lineRule="auto" w:after="40"/>
+              <w:spacing w:line="276" w:lineRule="auto" w:after="40"/>
               <w:jc w:val="center"/>
             </w:pPr>
             <w:r/>
             <w:r>
               <w:rPr>
-                <w:rFonts w:ascii="Times New Roman" w:hAnsi="Times New Roman" w:eastAsia="Times New Roman"/>
+                <w:rFonts w:ascii="Times New Roman" w:hAnsi="Times New Roman" w:cs="Times New Roman" w:eastAsia="Times New Roman"/>
                 <w:b w:val="0"/>
                 <w:i/>
                 <w:sz w:val="26"/>
@@ -1665,7 +2064,7 @@
       <w:tr>
         <w:tc>
           <w:tcPr>
-            <w:tcW w:type="dxa" w:w="3025"/>
+            <w:tcW w:type="dxa" w:w="3198"/>
             <w:tcMar>
               <w:top w:w="80" w:type="dxa"/>
               <w:bottom w:w="80" w:type="dxa"/>
@@ -1675,55 +2074,55 @@
           </w:tcPr>
           <w:p>
             <w:pPr>
-              <w:spacing w:line="360" w:lineRule="auto" w:after="40"/>
+              <w:spacing w:line="276" w:lineRule="auto" w:after="40"/>
               <w:jc w:val="center"/>
             </w:pPr>
             <w:r/>
             <w:r>
               <w:rPr>
-                <w:rFonts w:ascii="Times New Roman" w:hAnsi="Times New Roman" w:eastAsia="Times New Roman"/>
-                <w:b w:val="0"/>
-                <w:i w:val="0"/>
-                <w:sz w:val="26"/>
-              </w:rPr>
-            </w:r>
-          </w:p>
-          <w:p>
-            <w:pPr>
-              <w:spacing w:line="360" w:lineRule="auto" w:after="40"/>
+                <w:rFonts w:ascii="Times New Roman" w:hAnsi="Times New Roman" w:cs="Times New Roman" w:eastAsia="Times New Roman"/>
+                <w:b w:val="0"/>
+                <w:i w:val="0"/>
+                <w:sz w:val="26"/>
+              </w:rPr>
+            </w:r>
+          </w:p>
+          <w:p>
+            <w:pPr>
+              <w:spacing w:line="276" w:lineRule="auto" w:after="40"/>
               <w:jc w:val="center"/>
             </w:pPr>
             <w:r>
               <w:rPr>
-                <w:rFonts w:ascii="Times New Roman" w:hAnsi="Times New Roman" w:eastAsia="Times New Roman"/>
-                <w:b w:val="0"/>
-                <w:i w:val="0"/>
-                <w:sz w:val="26"/>
-              </w:rPr>
-            </w:r>
-          </w:p>
-          <w:p>
-            <w:pPr>
-              <w:spacing w:line="360" w:lineRule="auto" w:after="40"/>
+                <w:rFonts w:ascii="Times New Roman" w:hAnsi="Times New Roman" w:cs="Times New Roman" w:eastAsia="Times New Roman"/>
+                <w:b w:val="0"/>
+                <w:i w:val="0"/>
+                <w:sz w:val="26"/>
+              </w:rPr>
+            </w:r>
+          </w:p>
+          <w:p>
+            <w:pPr>
+              <w:spacing w:line="276" w:lineRule="auto" w:after="40"/>
               <w:jc w:val="center"/>
             </w:pPr>
             <w:r>
               <w:rPr>
-                <w:rFonts w:ascii="Times New Roman" w:hAnsi="Times New Roman" w:eastAsia="Times New Roman"/>
-                <w:b w:val="0"/>
-                <w:i w:val="0"/>
-                <w:sz w:val="26"/>
-              </w:rPr>
-            </w:r>
-          </w:p>
-          <w:p>
-            <w:pPr>
-              <w:spacing w:line="360" w:lineRule="auto" w:after="40"/>
+                <w:rFonts w:ascii="Times New Roman" w:hAnsi="Times New Roman" w:cs="Times New Roman" w:eastAsia="Times New Roman"/>
+                <w:b w:val="0"/>
+                <w:i w:val="0"/>
+                <w:sz w:val="26"/>
+              </w:rPr>
+            </w:r>
+          </w:p>
+          <w:p>
+            <w:pPr>
+              <w:spacing w:line="276" w:lineRule="auto" w:after="40"/>
               <w:jc w:val="center"/>
             </w:pPr>
             <w:r>
               <w:rPr>
-                <w:rFonts w:ascii="Times New Roman" w:hAnsi="Times New Roman" w:eastAsia="Times New Roman"/>
+                <w:rFonts w:ascii="Times New Roman" w:hAnsi="Times New Roman" w:cs="Times New Roman" w:eastAsia="Times New Roman"/>
                 <w:b w:val="0"/>
                 <w:i w:val="0"/>
                 <w:sz w:val="26"/>
@@ -1733,7 +2132,7 @@
         </w:tc>
         <w:tc>
           <w:tcPr>
-            <w:tcW w:type="dxa" w:w="3025"/>
+            <w:tcW w:type="dxa" w:w="3198"/>
             <w:tcMar>
               <w:top w:w="80" w:type="dxa"/>
               <w:bottom w:w="80" w:type="dxa"/>
@@ -1743,55 +2142,55 @@
           </w:tcPr>
           <w:p>
             <w:pPr>
-              <w:spacing w:line="360" w:lineRule="auto" w:after="40"/>
+              <w:spacing w:line="276" w:lineRule="auto" w:after="40"/>
               <w:jc w:val="center"/>
             </w:pPr>
             <w:r/>
             <w:r>
               <w:rPr>
-                <w:rFonts w:ascii="Times New Roman" w:hAnsi="Times New Roman" w:eastAsia="Times New Roman"/>
-                <w:b w:val="0"/>
-                <w:i w:val="0"/>
-                <w:sz w:val="26"/>
-              </w:rPr>
-            </w:r>
-          </w:p>
-          <w:p>
-            <w:pPr>
-              <w:spacing w:line="360" w:lineRule="auto" w:after="40"/>
+                <w:rFonts w:ascii="Times New Roman" w:hAnsi="Times New Roman" w:cs="Times New Roman" w:eastAsia="Times New Roman"/>
+                <w:b w:val="0"/>
+                <w:i w:val="0"/>
+                <w:sz w:val="26"/>
+              </w:rPr>
+            </w:r>
+          </w:p>
+          <w:p>
+            <w:pPr>
+              <w:spacing w:line="276" w:lineRule="auto" w:after="40"/>
               <w:jc w:val="center"/>
             </w:pPr>
             <w:r>
               <w:rPr>
-                <w:rFonts w:ascii="Times New Roman" w:hAnsi="Times New Roman" w:eastAsia="Times New Roman"/>
-                <w:b w:val="0"/>
-                <w:i w:val="0"/>
-                <w:sz w:val="26"/>
-              </w:rPr>
-            </w:r>
-          </w:p>
-          <w:p>
-            <w:pPr>
-              <w:spacing w:line="360" w:lineRule="auto" w:after="40"/>
+                <w:rFonts w:ascii="Times New Roman" w:hAnsi="Times New Roman" w:cs="Times New Roman" w:eastAsia="Times New Roman"/>
+                <w:b w:val="0"/>
+                <w:i w:val="0"/>
+                <w:sz w:val="26"/>
+              </w:rPr>
+            </w:r>
+          </w:p>
+          <w:p>
+            <w:pPr>
+              <w:spacing w:line="276" w:lineRule="auto" w:after="40"/>
               <w:jc w:val="center"/>
             </w:pPr>
             <w:r>
               <w:rPr>
-                <w:rFonts w:ascii="Times New Roman" w:hAnsi="Times New Roman" w:eastAsia="Times New Roman"/>
-                <w:b w:val="0"/>
-                <w:i w:val="0"/>
-                <w:sz w:val="26"/>
-              </w:rPr>
-            </w:r>
-          </w:p>
-          <w:p>
-            <w:pPr>
-              <w:spacing w:line="360" w:lineRule="auto" w:after="40"/>
+                <w:rFonts w:ascii="Times New Roman" w:hAnsi="Times New Roman" w:cs="Times New Roman" w:eastAsia="Times New Roman"/>
+                <w:b w:val="0"/>
+                <w:i w:val="0"/>
+                <w:sz w:val="26"/>
+              </w:rPr>
+            </w:r>
+          </w:p>
+          <w:p>
+            <w:pPr>
+              <w:spacing w:line="276" w:lineRule="auto" w:after="40"/>
               <w:jc w:val="center"/>
             </w:pPr>
             <w:r>
               <w:rPr>
-                <w:rFonts w:ascii="Times New Roman" w:hAnsi="Times New Roman" w:eastAsia="Times New Roman"/>
+                <w:rFonts w:ascii="Times New Roman" w:hAnsi="Times New Roman" w:cs="Times New Roman" w:eastAsia="Times New Roman"/>
                 <w:b w:val="0"/>
                 <w:i w:val="0"/>
                 <w:sz w:val="26"/>
@@ -1801,7 +2200,7 @@
         </w:tc>
         <w:tc>
           <w:tcPr>
-            <w:tcW w:type="dxa" w:w="3025"/>
+            <w:tcW w:type="dxa" w:w="3198"/>
             <w:tcMar>
               <w:top w:w="80" w:type="dxa"/>
               <w:bottom w:w="80" w:type="dxa"/>
@@ -1817,13 +2216,13 @@
           </w:tcPr>
           <w:p>
             <w:pPr>
-              <w:spacing w:line="360" w:lineRule="auto" w:after="40"/>
+              <w:spacing w:line="276" w:lineRule="auto" w:after="40"/>
               <w:jc w:val="center"/>
             </w:pPr>
             <w:r/>
             <w:r>
               <w:rPr>
-                <w:rFonts w:ascii="Times New Roman" w:hAnsi="Times New Roman" w:eastAsia="Times New Roman"/>
+                <w:rFonts w:ascii="Times New Roman" w:hAnsi="Times New Roman" w:cs="Times New Roman" w:eastAsia="Times New Roman"/>
                 <w:b/>
                 <w:i w:val="0"/>
                 <w:sz w:val="26"/>
@@ -1832,12 +2231,12 @@
           </w:p>
           <w:p>
             <w:pPr>
-              <w:spacing w:line="360" w:lineRule="auto" w:after="40"/>
+              <w:spacing w:line="276" w:lineRule="auto" w:after="40"/>
               <w:jc w:val="center"/>
             </w:pPr>
             <w:r>
               <w:rPr>
-                <w:rFonts w:ascii="Times New Roman" w:hAnsi="Times New Roman" w:eastAsia="Times New Roman"/>
+                <w:rFonts w:ascii="Times New Roman" w:hAnsi="Times New Roman" w:cs="Times New Roman" w:eastAsia="Times New Roman"/>
                 <w:b/>
                 <w:i w:val="0"/>
                 <w:sz w:val="26"/>
@@ -1846,12 +2245,12 @@
           </w:p>
           <w:p>
             <w:pPr>
-              <w:spacing w:line="360" w:lineRule="auto" w:after="40"/>
+              <w:spacing w:line="276" w:lineRule="auto" w:after="40"/>
               <w:jc w:val="center"/>
             </w:pPr>
             <w:r>
               <w:rPr>
-                <w:rFonts w:ascii="Times New Roman" w:hAnsi="Times New Roman" w:eastAsia="Times New Roman"/>
+                <w:rFonts w:ascii="Times New Roman" w:hAnsi="Times New Roman" w:cs="Times New Roman" w:eastAsia="Times New Roman"/>
                 <w:b/>
                 <w:i w:val="0"/>
                 <w:sz w:val="26"/>
@@ -1860,12 +2259,12 @@
           </w:p>
           <w:p>
             <w:pPr>
-              <w:spacing w:line="360" w:lineRule="auto" w:after="40"/>
+              <w:spacing w:line="276" w:lineRule="auto" w:after="40"/>
               <w:jc w:val="center"/>
             </w:pPr>
             <w:r>
               <w:rPr>
-                <w:rFonts w:ascii="Times New Roman" w:hAnsi="Times New Roman" w:eastAsia="Times New Roman"/>
+                <w:rFonts w:ascii="Times New Roman" w:hAnsi="Times New Roman" w:cs="Times New Roman" w:eastAsia="Times New Roman"/>
                 <w:b/>
                 <w:i w:val="0"/>
                 <w:sz w:val="26"/>
@@ -1884,7 +2283,7 @@
       <w:headerReference w:type="first" r:id="rId12"/>
       <w:footerReference w:type="first" r:id="rId13"/>
       <w:pgSz w:w="11910" w:h="16840"/>
-      <w:pgMar w:top="1134" w:right="1134" w:bottom="1134" w:left="1701" w:header="283" w:footer="0" w:gutter="0"/>
+      <w:pgMar w:top="630" w:right="1137" w:bottom="280" w:left="1180" w:header="283" w:footer="0" w:gutter="0"/>
       <w:pgNumType w:start="1"/>
       <w:cols w:space="720"/>
     </w:sectPr>
